--- a/examples/real/fixtures/paper.libreoffice-resaved.docx
+++ b/examples/real/fixtures/paper.libreoffice-resaved.docx
@@ -11,7 +11,7 @@
       </w:pPr>
       <w:sdt>
         <w:sdtPr>
-          <w:tag w:val="ox:931739e9-5c3e-5a94-a161-c6551cbee3ad"/>
+          <w:tag w:val="mleaf:931739e9-5c3e-5a94-a161-c6551cbee3ad"/>
           <w:text/>
         </w:sdtPr>
         <w:sdtContent>
@@ -33,7 +33,7 @@
       <w:hyperlink r:id="rId2">
         <w:sdt>
           <w:sdtPr>
-            <w:tag w:val="ox:93f104c1-e11b-5c2e-9085-76836fbe157e"/>
+            <w:tag w:val="mleaf:93f104c1-e11b-5c2e-9085-76836fbe157e"/>
             <w:text/>
           </w:sdtPr>
           <w:sdtContent>
@@ -149,7 +149,7 @@
       <w:hyperlink r:id="rId6">
         <w:sdt>
           <w:sdtPr>
-            <w:tag w:val="ox:2515be42-36ee-533e-a225-b68d70df89d0"/>
+            <w:tag w:val="mleaf:2515be42-36ee-533e-a225-b68d70df89d0"/>
             <w:text/>
           </w:sdtPr>
           <w:sdtContent>
@@ -249,7 +249,7 @@
       <w:hyperlink r:id="rId7">
         <w:sdt>
           <w:sdtPr>
-            <w:tag w:val="ox:f371fe31-9ef1-5fe3-8e14-feb5160bcadd"/>
+            <w:tag w:val="mleaf:f371fe31-9ef1-5fe3-8e14-feb5160bcadd"/>
             <w:text/>
           </w:sdtPr>
           <w:sdtContent>
@@ -347,7 +347,7 @@
             </w:pPr>
             <w:sdt>
               <w:sdtPr>
-                <w:tag w:val="ox:704e5d29-6f94-5203-8011-7287043ae85c"/>
+                <w:tag w:val="mleaf:704e5d29-6f94-5203-8011-7287043ae85c"/>
                 <w:text/>
               </w:sdtPr>
               <w:sdtContent>
@@ -480,7 +480,7 @@
       </w:pPr>
       <w:sdt>
         <w:sdtPr>
-          <w:tag w:val="ox:178aea1e-b753-551b-9eaa-a2eebe02d0b0"/>
+          <w:tag w:val="mleaf:178aea1e-b753-551b-9eaa-a2eebe02d0b0"/>
           <w:text/>
         </w:sdtPr>
         <w:sdtContent>
@@ -507,7 +507,7 @@
       </w:pPr>
       <w:sdt>
         <w:sdtPr>
-          <w:tag w:val="ox:f2cf87aa-168c-5629-9901-4f603de7f800"/>
+          <w:tag w:val="mleaf:f2cf87aa-168c-5629-9901-4f603de7f800"/>
           <w:text/>
         </w:sdtPr>
         <w:sdtContent>
@@ -528,7 +528,7 @@
       </w:pPr>
       <w:sdt>
         <w:sdtPr>
-          <w:tag w:val="ox:5d997271-76d5-5b8f-bced-8b6a6a47384d"/>
+          <w:tag w:val="mleaf:5d997271-76d5-5b8f-bced-8b6a6a47384d"/>
           <w:text/>
         </w:sdtPr>
         <w:sdtContent>
@@ -603,7 +603,7 @@
       </w:r>
       <w:sdt>
         <w:sdtPr>
-          <w:tag w:val="ox:ccfe9b5b-8ee1-51b5-9797-b4130937f0ae"/>
+          <w:tag w:val="mleaf:ccfe9b5b-8ee1-51b5-9797-b4130937f0ae"/>
           <w:text/>
         </w:sdtPr>
         <w:sdtContent>
@@ -741,7 +741,7 @@
       </w:pPr>
       <w:sdt>
         <w:sdtPr>
-          <w:tag w:val="ox:d257e77b-331d-5ca0-b86e-70242b005d59"/>
+          <w:tag w:val="mleaf:d257e77b-331d-5ca0-b86e-70242b005d59"/>
           <w:text/>
         </w:sdtPr>
         <w:sdtContent>
@@ -762,7 +762,7 @@
       </w:pPr>
       <w:sdt>
         <w:sdtPr>
-          <w:tag w:val="ox:ea4e3afb-1f9b-5023-96e7-0dcb92db9c79"/>
+          <w:tag w:val="mleaf:ea4e3afb-1f9b-5023-96e7-0dcb92db9c79"/>
           <w:text/>
         </w:sdtPr>
         <w:sdtContent>
@@ -793,7 +793,7 @@
       </w:pPr>
       <w:sdt>
         <w:sdtPr>
-          <w:tag w:val="ox:5e06f096-9dbe-521d-9b73-6c6870c72079"/>
+          <w:tag w:val="mleaf:5e06f096-9dbe-521d-9b73-6c6870c72079"/>
           <w:text/>
         </w:sdtPr>
         <w:sdtContent>
@@ -864,7 +864,7 @@
       </w:pPr>
       <w:sdt>
         <w:sdtPr>
-          <w:tag w:val="ox:2268ae80-fb1b-5f53-b0d3-0c44477e2ef4"/>
+          <w:tag w:val="mleaf:2268ae80-fb1b-5f53-b0d3-0c44477e2ef4"/>
           <w:text/>
         </w:sdtPr>
         <w:sdtContent>
@@ -891,7 +891,7 @@
       </w:pPr>
       <w:sdt>
         <w:sdtPr>
-          <w:tag w:val="ox:8325cd94-e511-59f0-8a85-00d633b98d2c"/>
+          <w:tag w:val="mleaf:8325cd94-e511-59f0-8a85-00d633b98d2c"/>
           <w:text/>
         </w:sdtPr>
         <w:sdtContent>
@@ -919,7 +919,7 @@
       <w:hyperlink r:id="rId9">
         <w:sdt>
           <w:sdtPr>
-            <w:tag w:val="ox:1b2c3f3f-4856-58c3-a1f5-8e76346aa35c"/>
+            <w:tag w:val="mleaf:1b2c3f3f-4856-58c3-a1f5-8e76346aa35c"/>
             <w:text/>
           </w:sdtPr>
           <w:sdtContent>
@@ -963,7 +963,7 @@
       </w:pPr>
       <w:sdt>
         <w:sdtPr>
-          <w:tag w:val="ox:588a7aa8-b3f6-57ec-8c56-7fcb044d3fbb"/>
+          <w:tag w:val="mleaf:588a7aa8-b3f6-57ec-8c56-7fcb044d3fbb"/>
           <w:text/>
         </w:sdtPr>
         <w:sdtContent>
@@ -990,7 +990,7 @@
       </w:pPr>
       <w:sdt>
         <w:sdtPr>
-          <w:tag w:val="ox:d33cd6c1-75fe-5524-8cf1-0372ee819a71"/>
+          <w:tag w:val="mleaf:d33cd6c1-75fe-5524-8cf1-0372ee819a71"/>
           <w:text/>
         </w:sdtPr>
         <w:sdtContent>
@@ -1017,7 +1017,7 @@
       </w:pPr>
       <w:sdt>
         <w:sdtPr>
-          <w:tag w:val="ox:ddcaa4ad-f5a4-5442-b3b5-f449a4b82461"/>
+          <w:tag w:val="mleaf:ddcaa4ad-f5a4-5442-b3b5-f449a4b82461"/>
           <w:text/>
         </w:sdtPr>
         <w:sdtContent>
@@ -1060,7 +1060,7 @@
       </w:pPr>
       <w:sdt>
         <w:sdtPr>
-          <w:tag w:val="ox:aefc2724-f8da-506e-98ed-49c5f6a61123"/>
+          <w:tag w:val="mleaf:aefc2724-f8da-506e-98ed-49c5f6a61123"/>
           <w:text/>
         </w:sdtPr>
         <w:sdtContent>
@@ -1087,7 +1087,7 @@
       </w:pPr>
       <w:sdt>
         <w:sdtPr>
-          <w:tag w:val="ox:a7ce6bdb-349f-5927-b0d6-b0a47bebb0c2"/>
+          <w:tag w:val="mleaf:a7ce6bdb-349f-5927-b0d6-b0a47bebb0c2"/>
           <w:text/>
         </w:sdtPr>
         <w:sdtContent>
@@ -1120,7 +1120,7 @@
       </w:pPr>
       <w:sdt>
         <w:sdtPr>
-          <w:tag w:val="ox:c7c8df30-b699-5312-a9a0-6ff907f2a73f"/>
+          <w:tag w:val="mleaf:c7c8df30-b699-5312-a9a0-6ff907f2a73f"/>
           <w:text/>
         </w:sdtPr>
         <w:sdtContent>
@@ -1153,7 +1153,7 @@
       </w:pPr>
       <w:sdt>
         <w:sdtPr>
-          <w:tag w:val="ox:c804f5f8-a77b-54b6-840b-dc7cca8c6659"/>
+          <w:tag w:val="mleaf:c804f5f8-a77b-54b6-840b-dc7cca8c6659"/>
           <w:text/>
         </w:sdtPr>
         <w:sdtContent>
@@ -1175,7 +1175,7 @@
       <w:hyperlink r:id="rId10">
         <w:sdt>
           <w:sdtPr>
-            <w:tag w:val="ox:1c3677f8-c9ec-568d-b160-9bbaafc770ed"/>
+            <w:tag w:val="mleaf:1c3677f8-c9ec-568d-b160-9bbaafc770ed"/>
             <w:text/>
           </w:sdtPr>
           <w:sdtContent>
@@ -1306,7 +1306,7 @@
       <w:hyperlink r:id="rId16">
         <w:sdt>
           <w:sdtPr>
-            <w:tag w:val="ox:0598d535-8c31-5886-84ad-b228d1d63eb3"/>
+            <w:tag w:val="mleaf:0598d535-8c31-5886-84ad-b228d1d63eb3"/>
             <w:text/>
           </w:sdtPr>
           <w:sdtContent>
@@ -1382,7 +1382,7 @@
       </w:pPr>
       <w:sdt>
         <w:sdtPr>
-          <w:tag w:val="ox:fb9e9c93-edb9-5299-a238-9eef47bdf9e7"/>
+          <w:tag w:val="mleaf:fb9e9c93-edb9-5299-a238-9eef47bdf9e7"/>
           <w:text/>
         </w:sdtPr>
         <w:sdtContent>
@@ -1407,7 +1407,7 @@
       </w:pPr>
       <w:sdt>
         <w:sdtPr>
-          <w:tag w:val="ox:f0c5f4fd-bc25-5ce3-9181-5bc43d70b490"/>
+          <w:tag w:val="mleaf:f0c5f4fd-bc25-5ce3-9181-5bc43d70b490"/>
           <w:text/>
         </w:sdtPr>
         <w:sdtContent>
@@ -1589,7 +1589,7 @@
       </w:pPr>
       <w:sdt>
         <w:sdtPr>
-          <w:tag w:val="ox:a794afa1-3712-5ab7-a093-ed765e63f700"/>
+          <w:tag w:val="mleaf:a794afa1-3712-5ab7-a093-ed765e63f700"/>
           <w:text/>
         </w:sdtPr>
         <w:sdtContent>
@@ -1647,7 +1647,7 @@
             </w:pPr>
             <w:sdt>
               <w:sdtPr>
-                <w:tag w:val="ox:24f67ce6-d3c7-5e23-ad6e-8e366f95100b"/>
+                <w:tag w:val="mleaf:24f67ce6-d3c7-5e23-ad6e-8e366f95100b"/>
                 <w:text/>
               </w:sdtPr>
               <w:sdtContent>
@@ -1852,7 +1852,7 @@
       </w:pPr>
       <w:sdt>
         <w:sdtPr>
-          <w:tag w:val="ox:83619c1e-89e0-504c-8332-95ffd374c462"/>
+          <w:tag w:val="mleaf:83619c1e-89e0-504c-8332-95ffd374c462"/>
           <w:text/>
         </w:sdtPr>
         <w:sdtContent>
@@ -1914,7 +1914,7 @@
             </w:pPr>
             <w:sdt>
               <w:sdtPr>
-                <w:tag w:val="ox:a666daf6-61df-5fc3-b500-ebc92f012b42"/>
+                <w:tag w:val="mleaf:a666daf6-61df-5fc3-b500-ebc92f012b42"/>
                 <w:text/>
               </w:sdtPr>
               <w:sdtContent>
@@ -3225,7 +3225,7 @@
       <w:hyperlink r:id="rId18">
         <w:sdt>
           <w:sdtPr>
-            <w:tag w:val="ox:a64d6073-9561-5fc0-a304-05c53ac0e0cf"/>
+            <w:tag w:val="mleaf:a64d6073-9561-5fc0-a304-05c53ac0e0cf"/>
             <w:text/>
           </w:sdtPr>
           <w:sdtContent>
@@ -3273,7 +3273,7 @@
       </w:pPr>
       <w:sdt>
         <w:sdtPr>
-          <w:tag w:val="ox:d56d2eb3-9cae-52df-b77f-aed3bf591772"/>
+          <w:tag w:val="mleaf:d56d2eb3-9cae-52df-b77f-aed3bf591772"/>
           <w:text/>
         </w:sdtPr>
         <w:sdtContent>
@@ -3295,7 +3295,7 @@
       <w:hyperlink r:id="rId19">
         <w:sdt>
           <w:sdtPr>
-            <w:tag w:val="ox:849b6760-ec3c-59ed-8881-f0076d9887e9"/>
+            <w:tag w:val="mleaf:849b6760-ec3c-59ed-8881-f0076d9887e9"/>
             <w:text/>
           </w:sdtPr>
           <w:sdtContent>
@@ -3650,7 +3650,7 @@
       </w:pPr>
       <w:sdt>
         <w:sdtPr>
-          <w:tag w:val="ox:f300f209-6b4d-55b8-9579-f7cb08916471"/>
+          <w:tag w:val="mleaf:f300f209-6b4d-55b8-9579-f7cb08916471"/>
           <w:text/>
         </w:sdtPr>
         <w:sdtContent>
@@ -3675,7 +3675,7 @@
       </w:pPr>
       <w:sdt>
         <w:sdtPr>
-          <w:tag w:val="ox:26f002be-b058-5d03-801c-118319ad896f"/>
+          <w:tag w:val="mleaf:26f002be-b058-5d03-801c-118319ad896f"/>
           <w:text/>
         </w:sdtPr>
         <w:sdtContent>
@@ -3761,7 +3761,7 @@
       </w:pPr>
       <w:sdt>
         <w:sdtPr>
-          <w:tag w:val="ox:875ddead-7c6c-5db9-9672-d19a882a8361"/>
+          <w:tag w:val="mleaf:875ddead-7c6c-5db9-9672-d19a882a8361"/>
           <w:text/>
         </w:sdtPr>
         <w:sdtContent>
@@ -3782,7 +3782,7 @@
       </w:pPr>
       <w:sdt>
         <w:sdtPr>
-          <w:tag w:val="ox:2a9b7dcb-47b3-5025-929e-361883ebc5be"/>
+          <w:tag w:val="mleaf:2a9b7dcb-47b3-5025-929e-361883ebc5be"/>
           <w:text/>
         </w:sdtPr>
         <w:sdtContent>
@@ -3823,7 +3823,7 @@
       <w:hyperlink r:id="rId32">
         <w:sdt>
           <w:sdtPr>
-            <w:tag w:val="ox:33fe07fc-2b4b-5630-b3b0-b01e40fd08c1"/>
+            <w:tag w:val="mleaf:33fe07fc-2b4b-5630-b3b0-b01e40fd08c1"/>
             <w:text/>
           </w:sdtPr>
           <w:sdtContent>
@@ -3877,7 +3877,7 @@
       </w:pPr>
       <w:sdt>
         <w:sdtPr>
-          <w:tag w:val="ox:ddd0e620-63ac-51b0-8a2f-67349b712d66"/>
+          <w:tag w:val="mleaf:ddd0e620-63ac-51b0-8a2f-67349b712d66"/>
           <w:text/>
         </w:sdtPr>
         <w:sdtContent>
@@ -3899,7 +3899,7 @@
       <w:hyperlink r:id="rId34">
         <w:sdt>
           <w:sdtPr>
-            <w:tag w:val="ox:be9e0b89-50b9-55c0-bf20-0940c0d1bb5f"/>
+            <w:tag w:val="mleaf:be9e0b89-50b9-55c0-bf20-0940c0d1bb5f"/>
             <w:text/>
           </w:sdtPr>
           <w:sdtContent>
@@ -3965,7 +3965,7 @@
       <w:hyperlink r:id="rId35">
         <w:sdt>
           <w:sdtPr>
-            <w:tag w:val="ox:f832ebff-5d3a-53f8-9f56-418797d00f80"/>
+            <w:tag w:val="mleaf:f832ebff-5d3a-53f8-9f56-418797d00f80"/>
             <w:text/>
           </w:sdtPr>
           <w:sdtContent>
@@ -4025,7 +4025,7 @@
       </w:pPr>
       <w:sdt>
         <w:sdtPr>
-          <w:tag w:val="ox:1ea07668-2e26-5ca1-9f38-76b6147727e3"/>
+          <w:tag w:val="mleaf:1ea07668-2e26-5ca1-9f38-76b6147727e3"/>
           <w:text/>
         </w:sdtPr>
         <w:sdtContent>
@@ -4046,7 +4046,7 @@
       </w:pPr>
       <w:sdt>
         <w:sdtPr>
-          <w:tag w:val="ox:346f06e9-8764-5df1-b656-1d1532fd1d5f"/>
+          <w:tag w:val="mleaf:346f06e9-8764-5df1-b656-1d1532fd1d5f"/>
           <w:text/>
         </w:sdtPr>
         <w:sdtContent>
@@ -4086,7 +4086,7 @@
       </w:pPr>
       <w:sdt>
         <w:sdtPr>
-          <w:tag w:val="ox:1701fe85-1c8d-510c-a681-520c712d72f5"/>
+          <w:tag w:val="mleaf:1701fe85-1c8d-510c-a681-520c712d72f5"/>
           <w:text/>
         </w:sdtPr>
         <w:sdtContent>
@@ -4137,7 +4137,7 @@
       <w:hyperlink r:id="rId36">
         <w:sdt>
           <w:sdtPr>
-            <w:tag w:val="ox:e8a06248-2c31-59cd-bc5f-87fee942ae69"/>
+            <w:tag w:val="mleaf:e8a06248-2c31-59cd-bc5f-87fee942ae69"/>
             <w:text/>
           </w:sdtPr>
           <w:sdtContent>
@@ -4264,7 +4264,7 @@
       </w:pPr>
       <w:sdt>
         <w:sdtPr>
-          <w:tag w:val="ox:9a3faab8-db40-58d0-a98b-5b8a00bbd9bd"/>
+          <w:tag w:val="mleaf:9a3faab8-db40-58d0-a98b-5b8a00bbd9bd"/>
           <w:text/>
         </w:sdtPr>
         <w:sdtContent>
@@ -4325,7 +4325,7 @@
             </w:pPr>
             <w:sdt>
               <w:sdtPr>
-                <w:tag w:val="ox:983ca334-2337-59be-92bb-fda19418ce5e"/>
+                <w:tag w:val="mleaf:983ca334-2337-59be-92bb-fda19418ce5e"/>
                 <w:text/>
               </w:sdtPr>
               <w:sdtContent>
@@ -4955,7 +4955,7 @@
       </w:pPr>
       <w:sdt>
         <w:sdtPr>
-          <w:tag w:val="ox:f3a016ca-823e-5923-a2aa-7dd66f2e39a9"/>
+          <w:tag w:val="mleaf:f3a016ca-823e-5923-a2aa-7dd66f2e39a9"/>
           <w:text/>
         </w:sdtPr>
         <w:sdtContent>
@@ -5016,7 +5016,7 @@
             </w:pPr>
             <w:sdt>
               <w:sdtPr>
-                <w:tag w:val="ox:7e2bfc28-98a1-5933-8c9c-7e93a780c01b"/>
+                <w:tag w:val="mleaf:7e2bfc28-98a1-5933-8c9c-7e93a780c01b"/>
                 <w:text/>
               </w:sdtPr>
               <w:sdtContent>
@@ -5240,7 +5240,7 @@
       </w:pPr>
       <w:sdt>
         <w:sdtPr>
-          <w:tag w:val="ox:35b72586-1e30-5da9-bd58-111e16b955eb"/>
+          <w:tag w:val="mleaf:35b72586-1e30-5da9-bd58-111e16b955eb"/>
           <w:text/>
         </w:sdtPr>
         <w:sdtContent>
@@ -5261,7 +5261,7 @@
       </w:pPr>
       <w:sdt>
         <w:sdtPr>
-          <w:tag w:val="ox:0a35dec2-3c12-5dad-a061-31afe17f853b"/>
+          <w:tag w:val="mleaf:0a35dec2-3c12-5dad-a061-31afe17f853b"/>
           <w:text/>
         </w:sdtPr>
         <w:sdtContent>
@@ -5291,7 +5291,7 @@
       </w:pPr>
       <w:sdt>
         <w:sdtPr>
-          <w:tag w:val="ox:fb1ead61-f71f-50a6-94bb-deae21a9059f"/>
+          <w:tag w:val="mleaf:fb1ead61-f71f-50a6-94bb-deae21a9059f"/>
           <w:text/>
         </w:sdtPr>
         <w:sdtContent>
@@ -5341,7 +5341,7 @@
       </w:pPr>
       <w:sdt>
         <w:sdtPr>
-          <w:tag w:val="ox:54dd02c0-fead-5bce-b566-1d25635220cf"/>
+          <w:tag w:val="mleaf:54dd02c0-fead-5bce-b566-1d25635220cf"/>
           <w:text/>
         </w:sdtPr>
         <w:sdtContent>
@@ -5400,7 +5400,7 @@
             </w:pPr>
             <w:sdt>
               <w:sdtPr>
-                <w:tag w:val="ox:80cc0cef-b32e-5521-ade3-4a7465980a6c"/>
+                <w:tag w:val="mleaf:80cc0cef-b32e-5521-ade3-4a7465980a6c"/>
                 <w:text/>
               </w:sdtPr>
               <w:sdtContent>
@@ -5849,7 +5849,7 @@
       </w:pPr>
       <w:sdt>
         <w:sdtPr>
-          <w:tag w:val="ox:47b04f5d-c99c-542d-ac83-c348d12500fb"/>
+          <w:tag w:val="mleaf:47b04f5d-c99c-542d-ac83-c348d12500fb"/>
           <w:text/>
         </w:sdtPr>
         <w:sdtContent>
@@ -5885,7 +5885,7 @@
       </w:r>
       <w:sdt>
         <w:sdtPr>
-          <w:tag w:val="ox:f052f62f-73fd-5f28-80fe-a64d6d3be515"/>
+          <w:tag w:val="mleaf:f052f62f-73fd-5f28-80fe-a64d6d3be515"/>
           <w:text/>
         </w:sdtPr>
         <w:sdtContent>
@@ -6060,7 +6060,7 @@
       </w:pPr>
       <w:sdt>
         <w:sdtPr>
-          <w:tag w:val="ox:63a6d807-5e0c-5d3f-ad93-6438ba115cc2"/>
+          <w:tag w:val="mleaf:63a6d807-5e0c-5d3f-ad93-6438ba115cc2"/>
           <w:text/>
         </w:sdtPr>
         <w:sdtContent>
@@ -6090,7 +6090,7 @@
       </w:pPr>
       <w:sdt>
         <w:sdtPr>
-          <w:tag w:val="ox:db637388-dc66-5939-ac2c-8579dce5e186"/>
+          <w:tag w:val="mleaf:db637388-dc66-5939-ac2c-8579dce5e186"/>
           <w:text/>
         </w:sdtPr>
         <w:sdtContent>
@@ -6121,7 +6121,7 @@
       <w:hyperlink r:id="rId38">
         <w:sdt>
           <w:sdtPr>
-            <w:tag w:val="ox:c330ab45-1c10-5a40-8f39-42e2480992c1"/>
+            <w:tag w:val="mleaf:c330ab45-1c10-5a40-8f39-42e2480992c1"/>
             <w:text/>
           </w:sdtPr>
           <w:sdtContent>
@@ -6307,7 +6307,7 @@
       </w:pPr>
       <w:sdt>
         <w:sdtPr>
-          <w:tag w:val="ox:17eaa7ba-e180-56f3-b47a-16a6bb903242"/>
+          <w:tag w:val="mleaf:17eaa7ba-e180-56f3-b47a-16a6bb903242"/>
           <w:text/>
         </w:sdtPr>
         <w:sdtContent>
@@ -6347,7 +6347,7 @@
       </w:pPr>
       <w:sdt>
         <w:sdtPr>
-          <w:tag w:val="ox:c3cb70da-37d6-5707-9f21-d4e1560ab9ed"/>
+          <w:tag w:val="mleaf:c3cb70da-37d6-5707-9f21-d4e1560ab9ed"/>
           <w:text/>
         </w:sdtPr>
         <w:sdtContent>
@@ -6370,7 +6370,7 @@
       </w:pPr>
       <w:sdt>
         <w:sdtPr>
-          <w:tag w:val="ox:93a2f35b-a78a-58e1-afb2-6614ba2df7b2"/>
+          <w:tag w:val="mleaf:93a2f35b-a78a-58e1-afb2-6614ba2df7b2"/>
           <w:text/>
         </w:sdtPr>
         <w:sdtContent>
@@ -6391,7 +6391,7 @@
       </w:pPr>
       <w:sdt>
         <w:sdtPr>
-          <w:tag w:val="ox:8a9ba24e-9588-579a-8bf3-34201d8be3e9"/>
+          <w:tag w:val="mleaf:8a9ba24e-9588-579a-8bf3-34201d8be3e9"/>
           <w:text/>
         </w:sdtPr>
         <w:sdtContent>
@@ -6433,7 +6433,7 @@
       </w:pPr>
       <w:sdt>
         <w:sdtPr>
-          <w:tag w:val="ox:60d69549-2ec0-5dc7-a150-e971608b0af4"/>
+          <w:tag w:val="mleaf:60d69549-2ec0-5dc7-a150-e971608b0af4"/>
           <w:text/>
         </w:sdtPr>
         <w:sdtContent>
@@ -6459,7 +6459,7 @@
       <w:hyperlink r:id="rId44">
         <w:sdt>
           <w:sdtPr>
-            <w:tag w:val="ox:61cb8d72-cb53-500b-95cc-6a5a13c126dd"/>
+            <w:tag w:val="mleaf:61cb8d72-cb53-500b-95cc-6a5a13c126dd"/>
             <w:text/>
           </w:sdtPr>
           <w:sdtContent>
@@ -6759,7 +6759,7 @@
       <w:hyperlink r:id="rId63">
         <w:sdt>
           <w:sdtPr>
-            <w:tag w:val="ox:976cbf53-1874-53c9-94e9-e3209ad5c712"/>
+            <w:tag w:val="mleaf:976cbf53-1874-53c9-94e9-e3209ad5c712"/>
             <w:text/>
           </w:sdtPr>
           <w:sdtContent>
@@ -6977,7 +6977,7 @@
       </w:pPr>
       <w:sdt>
         <w:sdtPr>
-          <w:tag w:val="ox:8408f197-4ffc-5515-a752-4757a57bd230"/>
+          <w:tag w:val="mleaf:8408f197-4ffc-5515-a752-4757a57bd230"/>
           <w:text/>
         </w:sdtPr>
         <w:sdtContent>
@@ -7014,7 +7014,7 @@
       </w:pPr>
       <w:sdt>
         <w:sdtPr>
-          <w:tag w:val="ox:4395c812-8d06-5494-a6c9-9877ef9943a9"/>
+          <w:tag w:val="mleaf:4395c812-8d06-5494-a6c9-9877ef9943a9"/>
           <w:text/>
         </w:sdtPr>
         <w:sdtContent>
@@ -7047,7 +7047,7 @@
       <w:hyperlink r:id="rId73">
         <w:sdt>
           <w:sdtPr>
-            <w:tag w:val="ox:274345cd-aaf1-5065-b46f-ee9a6b9f7cde"/>
+            <w:tag w:val="mleaf:274345cd-aaf1-5065-b46f-ee9a6b9f7cde"/>
             <w:text/>
           </w:sdtPr>
           <w:sdtContent>
@@ -7098,7 +7098,7 @@
       <w:hyperlink r:id="rId74">
         <w:sdt>
           <w:sdtPr>
-            <w:tag w:val="ox:16a3daee-8acd-56c0-af1b-907e64f3465b"/>
+            <w:tag w:val="mleaf:16a3daee-8acd-56c0-af1b-907e64f3465b"/>
             <w:text/>
           </w:sdtPr>
           <w:sdtContent>
@@ -7148,7 +7148,7 @@
       </w:pPr>
       <w:sdt>
         <w:sdtPr>
-          <w:tag w:val="ox:cd4c1606-7389-51e9-98d0-59b6f0ce6c0b"/>
+          <w:tag w:val="mleaf:cd4c1606-7389-51e9-98d0-59b6f0ce6c0b"/>
           <w:text/>
         </w:sdtPr>
         <w:sdtContent>
@@ -7181,7 +7181,7 @@
       <w:hyperlink r:id="rId75">
         <w:sdt>
           <w:sdtPr>
-            <w:tag w:val="ox:68ff8bfd-449e-5b90-8f64-6e8e034b3cda"/>
+            <w:tag w:val="mleaf:68ff8bfd-449e-5b90-8f64-6e8e034b3cda"/>
             <w:text/>
           </w:sdtPr>
           <w:sdtContent>
@@ -7241,7 +7241,7 @@
       <w:hyperlink r:id="rId76">
         <w:sdt>
           <w:sdtPr>
-            <w:tag w:val="ox:565adf43-8fb7-59a1-81a5-009723fe443f"/>
+            <w:tag w:val="mleaf:565adf43-8fb7-59a1-81a5-009723fe443f"/>
             <w:text/>
           </w:sdtPr>
           <w:sdtContent>
@@ -7295,7 +7295,7 @@
       <w:hyperlink r:id="rId77">
         <w:sdt>
           <w:sdtPr>
-            <w:tag w:val="ox:401933f9-8012-527a-a8b8-ebec7215eec9"/>
+            <w:tag w:val="mleaf:401933f9-8012-527a-a8b8-ebec7215eec9"/>
             <w:text/>
           </w:sdtPr>
           <w:sdtContent>
@@ -7355,7 +7355,7 @@
       <w:hyperlink r:id="rId78">
         <w:sdt>
           <w:sdtPr>
-            <w:tag w:val="ox:8a90ce47-ca25-5607-bd09-5f75d8506ad7"/>
+            <w:tag w:val="mleaf:8a90ce47-ca25-5607-bd09-5f75d8506ad7"/>
             <w:text/>
           </w:sdtPr>
           <w:sdtContent>
@@ -7414,7 +7414,7 @@
       </w:pPr>
       <w:sdt>
         <w:sdtPr>
-          <w:tag w:val="ox:7e51b0fa-b204-5aee-8e96-cce53acef169"/>
+          <w:tag w:val="mleaf:7e51b0fa-b204-5aee-8e96-cce53acef169"/>
           <w:text/>
         </w:sdtPr>
         <w:sdtContent>
@@ -7447,7 +7447,7 @@
       <w:hyperlink r:id="rId79">
         <w:sdt>
           <w:sdtPr>
-            <w:tag w:val="ox:2de72588-a952-5d3d-ba86-79d7cdf048ce"/>
+            <w:tag w:val="mleaf:2de72588-a952-5d3d-ba86-79d7cdf048ce"/>
             <w:text/>
           </w:sdtPr>
           <w:sdtContent>
@@ -7492,7 +7492,7 @@
       <w:hyperlink r:id="rId80">
         <w:sdt>
           <w:sdtPr>
-            <w:tag w:val="ox:5b931191-7ed4-5c66-b131-ec798bd6bac3"/>
+            <w:tag w:val="mleaf:5b931191-7ed4-5c66-b131-ec798bd6bac3"/>
             <w:text/>
           </w:sdtPr>
           <w:sdtContent>
@@ -7543,7 +7543,7 @@
       <w:hyperlink r:id="rId81">
         <w:sdt>
           <w:sdtPr>
-            <w:tag w:val="ox:f490a278-8207-5506-9e5f-965795eca8ab"/>
+            <w:tag w:val="mleaf:f490a278-8207-5506-9e5f-965795eca8ab"/>
             <w:text/>
           </w:sdtPr>
           <w:sdtContent>
@@ -7594,7 +7594,7 @@
       <w:hyperlink r:id="rId82">
         <w:sdt>
           <w:sdtPr>
-            <w:tag w:val="ox:e1f797b5-cc09-53a5-8fa6-02b7775f9f35"/>
+            <w:tag w:val="mleaf:e1f797b5-cc09-53a5-8fa6-02b7775f9f35"/>
             <w:text/>
           </w:sdtPr>
           <w:sdtContent>
@@ -7653,7 +7653,7 @@
       </w:pPr>
       <w:sdt>
         <w:sdtPr>
-          <w:tag w:val="ox:349e491a-ec76-5e2c-bdf4-e2bfa76a3c05"/>
+          <w:tag w:val="mleaf:349e491a-ec76-5e2c-bdf4-e2bfa76a3c05"/>
           <w:text/>
         </w:sdtPr>
         <w:sdtContent>
@@ -7686,7 +7686,7 @@
       <w:hyperlink r:id="rId83">
         <w:sdt>
           <w:sdtPr>
-            <w:tag w:val="ox:db1aa940-2596-5933-bdd6-37aadfb915c4"/>
+            <w:tag w:val="mleaf:db1aa940-2596-5933-bdd6-37aadfb915c4"/>
             <w:text/>
           </w:sdtPr>
           <w:sdtContent>
@@ -7762,7 +7762,7 @@
       </w:r>
       <w:sdt>
         <w:sdtPr>
-          <w:tag w:val="ox:9ffac318-a376-5d0e-9f70-38059003924b"/>
+          <w:tag w:val="mleaf:9ffac318-a376-5d0e-9f70-38059003924b"/>
           <w:text/>
         </w:sdtPr>
         <w:sdtContent>
@@ -7844,7 +7844,7 @@
       </w:r>
       <w:sdt>
         <w:sdtPr>
-          <w:tag w:val="ox:f152aa63-b046-53b9-a5ed-e17bd53dbb59"/>
+          <w:tag w:val="mleaf:f152aa63-b046-53b9-a5ed-e17bd53dbb59"/>
           <w:text/>
         </w:sdtPr>
         <w:sdtContent>
@@ -7917,7 +7917,7 @@
       </w:r>
       <w:sdt>
         <w:sdtPr>
-          <w:tag w:val="ox:c05c4307-cf65-52c4-9028-aac49d04c013"/>
+          <w:tag w:val="mleaf:c05c4307-cf65-52c4-9028-aac49d04c013"/>
           <w:text/>
         </w:sdtPr>
         <w:sdtContent>
@@ -7974,7 +7974,7 @@
       <w:hyperlink r:id="rId84">
         <w:sdt>
           <w:sdtPr>
-            <w:tag w:val="ox:3f85807a-c379-5d9d-860d-76ba0832ac33"/>
+            <w:tag w:val="mleaf:3f85807a-c379-5d9d-860d-76ba0832ac33"/>
             <w:text/>
           </w:sdtPr>
           <w:sdtContent>
@@ -8033,7 +8033,7 @@
       </w:pPr>
       <w:sdt>
         <w:sdtPr>
-          <w:tag w:val="ox:15360906-1f96-5df7-aea8-11e1fab63a35"/>
+          <w:tag w:val="mleaf:15360906-1f96-5df7-aea8-11e1fab63a35"/>
           <w:text/>
         </w:sdtPr>
         <w:sdtContent>
@@ -8120,7 +8120,7 @@
     </w:r>
     <w:sdt>
       <w:sdtPr>
-        <w:tag w:val="ox:b2b77091-ca41-54d0-9719-0f894ea069ee"/>
+        <w:tag w:val="mleaf:b2b77091-ca41-54d0-9719-0f894ea069ee"/>
         <w:text/>
       </w:sdtPr>
       <w:sdtContent>
@@ -8191,7 +8191,7 @@
     </w:r>
     <w:sdt>
       <w:sdtPr>
-        <w:tag w:val="ox:b2b77091-ca41-54d0-9719-0f894ea069ee"/>
+        <w:tag w:val="mleaf:b2b77091-ca41-54d0-9719-0f894ea069ee"/>
         <w:text/>
       </w:sdtPr>
       <w:sdtContent>

--- a/examples/real/fixtures/paper.libreoffice-resaved.docx
+++ b/examples/real/fixtures/paper.libreoffice-resaved.docx
@@ -1790,8 +1790,18 @@
                 <w:sz w:val="20"/>
                 <w:szCs w:val="20"/>
               </w:rPr>
-              <w:t>When referring to compact URIs (CURIES), we mean an identifier comprised of &lt;Prefix&gt;:&lt;LRI&gt; wherein prefix is deterministically expandable to a resolving namespace (see below) which alone is the basis for the CURIE’s global uniqueness. An example of a CURIE is ZFIN:ZDB-GENE-980526-388</w:t>
-            </w:r>
+              <w:t xml:space="preserve">When referring to compact URIs (CURIES), we mean an identifier comprised of &lt;Prefix&gt;:&lt;LRI&gt; wherein prefix is deterministically expandable to a resolving namespace (see below) which alone is the basis for the CURIE’s global uniqueness. An example of a CURIE is </w:t>
+            </w:r>
+            <w:hyperlink r:id="rId18">
+              <w:r>
+                <w:rPr>
+                  <w:rStyle w:val="ListLabel33"/>
+                  <w:sz w:val="20"/>
+                  <w:szCs w:val="20"/>
+                </w:rPr>
+                <w:t>ZFIN:ZDB-GENE-980526-388</w:t>
+              </w:r>
+            </w:hyperlink>
           </w:p>
           <w:p>
             <w:pPr>
@@ -1813,8 +1823,18 @@
               </w:rPr>
               <w:t>A resolving namespace is a se</w:t>
               <w:softHyphen/>
-              <w:t>quence of characters which, when prepended to the LRI, yields the URI. In the ZFIN example above, the prefix is ZFIN and the resolving namespace is http://zfin.org/</w:t>
-            </w:r>
+              <w:t xml:space="preserve">quence of characters which, when prepended to the LRI, yields the URI. In the ZFIN example above, the prefix is ZFIN and the resolving namespace is </w:t>
+            </w:r>
+            <w:hyperlink r:id="rId19">
+              <w:r>
+                <w:rPr>
+                  <w:rStyle w:val="ListLabel33"/>
+                  <w:sz w:val="20"/>
+                  <w:szCs w:val="20"/>
+                </w:rPr>
+                <w:t>http://zfin.org/</w:t>
+              </w:r>
+            </w:hyperlink>
           </w:p>
           <w:p>
             <w:pPr>
@@ -3222,7 +3242,7 @@
         <w:pStyle w:val="LO-normal"/>
         <w:rPr/>
       </w:pPr>
-      <w:hyperlink r:id="rId18">
+      <w:hyperlink r:id="rId20">
         <w:sdt>
           <w:sdtPr>
             <w:tag w:val="mleaf:a64d6073-9561-5fc0-a304-05c53ac0e0cf"/>
@@ -3231,14 +3251,14 @@
           <w:sdtContent>
             <w:r>
               <w:rPr>
-                <w:rStyle w:val="ListLabel33"/>
+                <w:rStyle w:val="ListLabel34"/>
                 <w:rFonts w:ascii="Arial Narrow" w:hAnsi="Arial Narrow"/>
                 <w:sz w:val="20"/>
               </w:rPr>
             </w:r>
             <w:r>
               <w:rPr>
-                <w:rStyle w:val="ListLabel33"/>
+                <w:rStyle w:val="ListLabel34"/>
                 <w:rFonts w:ascii="Arial Narrow" w:hAnsi="Arial Narrow"/>
                 <w:sz w:val="20"/>
               </w:rPr>
@@ -3246,7 +3266,7 @@
             </w:r>
             <w:r>
               <w:rPr>
-                <w:rStyle w:val="ListLabel33"/>
+                <w:rStyle w:val="ListLabel34"/>
                 <w:rFonts w:ascii="Arial Narrow" w:hAnsi="Arial Narrow"/>
               </w:rPr>
               <w:t xml:space="preserve">Berners-Lee T. Cool URIs don’t change. 1998. [Cited 2015 May 15]. [Internet]. Available: </w:t>
@@ -3255,7 +3275,7 @@
         </w:sdt>
         <w:r>
           <w:rPr>
-            <w:rStyle w:val="ListLabel33"/>
+            <w:rStyle w:val="ListLabel34"/>
             <w:rFonts w:ascii="Arial Narrow" w:hAnsi="Arial Narrow"/>
             <w:color w:val="1155CC"/>
             <w:u w:val="single"/>
@@ -3292,7 +3312,7 @@
         <w:pStyle w:val="LO-normal"/>
         <w:rPr/>
       </w:pPr>
-      <w:hyperlink r:id="rId19">
+      <w:hyperlink r:id="rId21">
         <w:sdt>
           <w:sdtPr>
             <w:tag w:val="mleaf:849b6760-ec3c-59ed-8881-f0076d9887e9"/>
@@ -3364,7 +3384,7 @@
         <w:rPr/>
         <w:t>], and provide direct access to data, metadata, and persistence statements [</w:t>
       </w:r>
-      <w:hyperlink r:id="rId20">
+      <w:hyperlink r:id="rId22">
         <w:r>
           <w:rPr>
             <w:rStyle w:val="ListLabel30"/>
@@ -3378,7 +3398,7 @@
         <w:rPr/>
         <w:t>]. If you choose to outsource to a resolver service, use an approach that is JDDCP approved [</w:t>
       </w:r>
-      <w:hyperlink r:id="rId21">
+      <w:hyperlink r:id="rId23">
         <w:r>
           <w:rPr>
             <w:rStyle w:val="ListLabel30"/>
@@ -3392,7 +3412,7 @@
         <w:rPr/>
         <w:t xml:space="preserve">] (e.g. </w:t>
       </w:r>
-      <w:hyperlink r:id="rId22">
+      <w:hyperlink r:id="rId24">
         <w:r>
           <w:rPr>
             <w:rStyle w:val="ListLabel30"/>
@@ -3406,7 +3426,7 @@
         <w:rPr/>
         <w:t xml:space="preserve">, </w:t>
       </w:r>
-      <w:hyperlink r:id="rId23">
+      <w:hyperlink r:id="rId25">
         <w:r>
           <w:rPr>
             <w:rStyle w:val="ListLabel30"/>
@@ -3420,7 +3440,7 @@
         <w:rPr/>
         <w:t xml:space="preserve">, </w:t>
       </w:r>
-      <w:hyperlink r:id="rId24">
+      <w:hyperlink r:id="rId26">
         <w:r>
           <w:rPr>
             <w:rStyle w:val="ListLabel30"/>
@@ -3434,7 +3454,7 @@
         <w:rPr/>
         <w:t xml:space="preserve">, </w:t>
       </w:r>
-      <w:hyperlink r:id="rId25">
+      <w:hyperlink r:id="rId27">
         <w:r>
           <w:rPr>
             <w:rStyle w:val="ListLabel30"/>
@@ -3448,7 +3468,7 @@
         <w:rPr/>
         <w:t xml:space="preserve">, </w:t>
       </w:r>
-      <w:hyperlink r:id="rId26">
+      <w:hyperlink r:id="rId28">
         <w:r>
           <w:rPr>
             <w:rStyle w:val="ListLabel30"/>
@@ -3462,7 +3482,7 @@
         <w:rPr/>
         <w:t xml:space="preserve">, </w:t>
       </w:r>
-      <w:hyperlink r:id="rId27">
+      <w:hyperlink r:id="rId29">
         <w:r>
           <w:rPr>
             <w:rStyle w:val="ListLabel30"/>
@@ -3476,7 +3496,7 @@
         <w:rPr/>
         <w:t xml:space="preserve">, </w:t>
       </w:r>
-      <w:hyperlink r:id="rId28">
+      <w:hyperlink r:id="rId30">
         <w:r>
           <w:rPr>
             <w:rStyle w:val="ListLabel30"/>
@@ -3566,10 +3586,10 @@
         </w:rPr>
         <w:t xml:space="preserve">KEGG-path: http://www.kegg.jp/dbget-bin/www_bget?path: vs KEGG-ko: </w:t>
       </w:r>
-      <w:hyperlink r:id="rId29">
+      <w:hyperlink r:id="rId31">
         <w:r>
           <w:rPr>
-            <w:rStyle w:val="ListLabel33"/>
+            <w:rStyle w:val="ListLabel34"/>
             <w:rFonts w:ascii="Arial Narrow" w:hAnsi="Arial Narrow"/>
             <w:color w:val="1155CC"/>
             <w:u w:val="single"/>
@@ -3598,7 +3618,7 @@
         <w:rPr/>
         <w:t xml:space="preserve">is the same as the homepage (e.g. </w:t>
       </w:r>
-      <w:hyperlink r:id="rId30">
+      <w:hyperlink r:id="rId32">
         <w:r>
           <w:rPr>
             <w:rStyle w:val="ListLabel30"/>
@@ -3720,7 +3740,7 @@
                     </pic:cNvPicPr>
                   </pic:nvPicPr>
                   <pic:blipFill>
-                    <a:blip r:embed="rId31"/>
+                    <a:blip r:embed="rId33"/>
                     <a:stretch>
                       <a:fillRect/>
                     </a:stretch>
@@ -3820,7 +3840,7 @@
         <w:pStyle w:val="LO-normal"/>
         <w:rPr/>
       </w:pPr>
-      <w:hyperlink r:id="rId32">
+      <w:hyperlink r:id="rId34">
         <w:sdt>
           <w:sdtPr>
             <w:tag w:val="mleaf:33fe07fc-2b4b-5630-b3b0-b01e40fd08c1"/>
@@ -3853,7 +3873,7 @@
         <w:rPr/>
         <w:t>][</w:t>
       </w:r>
-      <w:hyperlink r:id="rId33">
+      <w:hyperlink r:id="rId35">
         <w:r>
           <w:rPr>
             <w:rStyle w:val="ListLabel30"/>
@@ -3896,7 +3916,7 @@
         <w:pStyle w:val="LO-normal"/>
         <w:rPr/>
       </w:pPr>
-      <w:hyperlink r:id="rId34">
+      <w:hyperlink r:id="rId36">
         <w:sdt>
           <w:sdtPr>
             <w:tag w:val="mleaf:be9e0b89-50b9-55c0-bf20-0940c0d1bb5f"/>
@@ -3905,18 +3925,18 @@
           <w:sdtContent>
             <w:r>
               <w:rPr>
-                <w:rStyle w:val="ListLabel34"/>
-              </w:rPr>
-            </w:r>
-            <w:r>
-              <w:rPr>
-                <w:rStyle w:val="ListLabel34"/>
+                <w:rStyle w:val="ListLabel35"/>
+              </w:rPr>
+            </w:r>
+            <w:r>
+              <w:rPr>
+                <w:rStyle w:val="ListLabel35"/>
               </w:rPr>
               <w:t xml:space="preserve">Make URIs obvious to users, especially where these differ from access URLs or application pages. For instance, at the record-level, advertise the “permanent link” together with a statement about persistence. </w:t>
             </w:r>
             <w:r>
               <w:rPr>
-                <w:rStyle w:val="ListLabel34"/>
+                <w:rStyle w:val="ListLabel35"/>
                 <w:sz w:val="20"/>
               </w:rPr>
               <w:t xml:space="preserve">E.g. “The permanent link to this page, which will not change with the next release of Ensembl is: </w:t>
@@ -3925,7 +3945,7 @@
         </w:sdt>
         <w:r>
           <w:rPr>
-            <w:rStyle w:val="ListLabel34"/>
+            <w:rStyle w:val="ListLabel35"/>
             <w:rFonts w:ascii="Arial Narrow" w:hAnsi="Arial Narrow"/>
             <w:color w:val="0000FF"/>
             <w:sz w:val="20"/>
@@ -3962,7 +3982,7 @@
         <w:pStyle w:val="LO-normal"/>
         <w:rPr/>
       </w:pPr>
-      <w:hyperlink r:id="rId35">
+      <w:hyperlink r:id="rId37">
         <w:sdt>
           <w:sdtPr>
             <w:tag w:val="mleaf:f832ebff-5d3a-53f8-9f56-418797d00f80"/>
@@ -4134,7 +4154,7 @@
         <w:pStyle w:val="LO-normal"/>
         <w:rPr/>
       </w:pPr>
-      <w:hyperlink r:id="rId36">
+      <w:hyperlink r:id="rId38">
         <w:sdt>
           <w:sdtPr>
             <w:tag w:val="mleaf:e8a06248-2c31-59cd-bc5f-87fee942ae69"/>
@@ -4216,24 +4236,24 @@
         </w:rPr>
         <w:t xml:space="preserve"> </w:t>
       </w:r>
-      <w:hyperlink r:id="rId37">
+      <w:hyperlink r:id="rId39">
         <w:r>
           <w:rPr>
-            <w:rStyle w:val="ListLabel37"/>
+            <w:rStyle w:val="ListLabel38"/>
             <w:color w:val="0000FF"/>
           </w:rPr>
           <w:t>http://www.uniprot.org/uniprot/</w:t>
         </w:r>
         <w:r>
           <w:rPr>
-            <w:rStyle w:val="ListLabel37"/>
+            <w:rStyle w:val="ListLabel38"/>
             <w:color w:val="000000"/>
           </w:rPr>
           <w:t>P12345</w:t>
         </w:r>
         <w:r>
           <w:rPr>
-            <w:rStyle w:val="ListLabel37"/>
+            <w:rStyle w:val="ListLabel38"/>
             <w:b/>
             <w:color w:val="000000"/>
           </w:rPr>
@@ -4456,16 +4476,18 @@
                 <w:szCs w:val="20"/>
               </w:rPr>
             </w:pPr>
-            <w:r>
-              <w:rPr>
-                <w:rStyle w:val="Hyperlink"/>
-                <w:rFonts w:eastAsia="Consolas" w:cs="Consolas" w:ascii="Consolas" w:hAnsi="Consolas"/>
-                <w:color w:val="1155CC"/>
-                <w:sz w:val="20"/>
-                <w:szCs w:val="20"/>
-              </w:rPr>
-              <w:t>P12345.3</w:t>
-            </w:r>
+            <w:hyperlink r:id="rId40">
+              <w:r>
+                <w:rPr>
+                  <w:rStyle w:val="Hyperlink"/>
+                  <w:rFonts w:eastAsia="Consolas" w:cs="Consolas" w:ascii="Consolas" w:hAnsi="Consolas"/>
+                  <w:color w:val="1155CC"/>
+                  <w:sz w:val="20"/>
+                  <w:szCs w:val="20"/>
+                </w:rPr>
+                <w:t>P12345.3</w:t>
+              </w:r>
+            </w:hyperlink>
           </w:p>
         </w:tc>
       </w:tr>
@@ -4523,16 +4545,18 @@
                 <w:szCs w:val="20"/>
               </w:rPr>
             </w:pPr>
-            <w:r>
-              <w:rPr>
-                <w:rStyle w:val="Hyperlink"/>
-                <w:rFonts w:eastAsia="Consolas" w:cs="Consolas" w:ascii="Consolas" w:hAnsi="Consolas"/>
-                <w:color w:val="1155CC"/>
-                <w:sz w:val="20"/>
-                <w:szCs w:val="20"/>
-              </w:rPr>
-              <w:t>P12345</w:t>
-            </w:r>
+            <w:hyperlink r:id="rId41">
+              <w:r>
+                <w:rPr>
+                  <w:rStyle w:val="Hyperlink"/>
+                  <w:rFonts w:eastAsia="Consolas" w:cs="Consolas" w:ascii="Consolas" w:hAnsi="Consolas"/>
+                  <w:color w:val="1155CC"/>
+                  <w:sz w:val="20"/>
+                  <w:szCs w:val="20"/>
+                </w:rPr>
+                <w:t>P12345</w:t>
+              </w:r>
+            </w:hyperlink>
           </w:p>
         </w:tc>
       </w:tr>
@@ -4590,6 +4614,18 @@
                 <w:szCs w:val="20"/>
               </w:rPr>
             </w:pPr>
+            <w:hyperlink r:id="rId42">
+              <w:r>
+                <w:rPr>
+                  <w:rStyle w:val="Hyperlink"/>
+                  <w:rFonts w:eastAsia="Consolas" w:cs="Consolas" w:ascii="Consolas" w:hAnsi="Consolas"/>
+                  <w:color w:val="1155CC"/>
+                  <w:sz w:val="20"/>
+                  <w:szCs w:val="20"/>
+                </w:rPr>
+                <w:t>P12345.1</w:t>
+              </w:r>
+            </w:hyperlink>
             <w:r>
               <w:rPr>
                 <w:rStyle w:val="Hyperlink"/>
@@ -4598,8 +4634,20 @@
                 <w:sz w:val="20"/>
                 <w:szCs w:val="20"/>
               </w:rPr>
-              <w:t>P12345.1 to P12345</w:t>
-            </w:r>
+              <w:t xml:space="preserve"> to </w:t>
+            </w:r>
+            <w:hyperlink r:id="rId43">
+              <w:r>
+                <w:rPr>
+                  <w:rStyle w:val="Hyperlink"/>
+                  <w:rFonts w:eastAsia="Consolas" w:cs="Consolas" w:ascii="Consolas" w:hAnsi="Consolas"/>
+                  <w:color w:val="1155CC"/>
+                  <w:sz w:val="20"/>
+                  <w:szCs w:val="20"/>
+                </w:rPr>
+                <w:t>P12345</w:t>
+              </w:r>
+            </w:hyperlink>
           </w:p>
         </w:tc>
       </w:tr>
@@ -4657,16 +4705,18 @@
                 <w:szCs w:val="20"/>
               </w:rPr>
             </w:pPr>
-            <w:r>
-              <w:rPr>
-                <w:rStyle w:val="Hyperlink"/>
-                <w:rFonts w:eastAsia="Consolas" w:cs="Consolas" w:ascii="Consolas" w:hAnsi="Consolas"/>
-                <w:color w:val="1155CC"/>
-                <w:sz w:val="20"/>
-                <w:szCs w:val="20"/>
-              </w:rPr>
-              <w:t>P12345.1</w:t>
-            </w:r>
+            <w:hyperlink r:id="rId44">
+              <w:r>
+                <w:rPr>
+                  <w:rStyle w:val="Hyperlink"/>
+                  <w:rFonts w:eastAsia="Consolas" w:cs="Consolas" w:ascii="Consolas" w:hAnsi="Consolas"/>
+                  <w:color w:val="1155CC"/>
+                  <w:sz w:val="20"/>
+                  <w:szCs w:val="20"/>
+                </w:rPr>
+                <w:t>P12345.1</w:t>
+              </w:r>
+            </w:hyperlink>
           </w:p>
         </w:tc>
       </w:tr>
@@ -4724,16 +4774,18 @@
                 <w:szCs w:val="20"/>
               </w:rPr>
             </w:pPr>
-            <w:r>
-              <w:rPr>
-                <w:rStyle w:val="Hyperlink"/>
-                <w:rFonts w:eastAsia="Consolas" w:cs="Consolas" w:ascii="Consolas" w:hAnsi="Consolas"/>
-                <w:color w:val="1155CC"/>
-                <w:sz w:val="20"/>
-                <w:szCs w:val="20"/>
-              </w:rPr>
-              <w:t>P12345.302</w:t>
-            </w:r>
+            <w:hyperlink r:id="rId45">
+              <w:r>
+                <w:rPr>
+                  <w:rStyle w:val="Hyperlink"/>
+                  <w:rFonts w:eastAsia="Consolas" w:cs="Consolas" w:ascii="Consolas" w:hAnsi="Consolas"/>
+                  <w:color w:val="1155CC"/>
+                  <w:sz w:val="20"/>
+                  <w:szCs w:val="20"/>
+                </w:rPr>
+                <w:t>P12345.302</w:t>
+              </w:r>
+            </w:hyperlink>
           </w:p>
         </w:tc>
       </w:tr>
@@ -4791,16 +4843,18 @@
                 <w:szCs w:val="20"/>
               </w:rPr>
             </w:pPr>
-            <w:r>
-              <w:rPr>
-                <w:rStyle w:val="Hyperlink"/>
-                <w:rFonts w:eastAsia="Consolas" w:cs="Consolas" w:ascii="Consolas" w:hAnsi="Consolas"/>
-                <w:color w:val="1155CC"/>
-                <w:sz w:val="20"/>
-                <w:szCs w:val="20"/>
-              </w:rPr>
-              <w:t>P12345.3</w:t>
-            </w:r>
+            <w:hyperlink r:id="rId46">
+              <w:r>
+                <w:rPr>
+                  <w:rStyle w:val="Hyperlink"/>
+                  <w:rFonts w:eastAsia="Consolas" w:cs="Consolas" w:ascii="Consolas" w:hAnsi="Consolas"/>
+                  <w:color w:val="1155CC"/>
+                  <w:sz w:val="20"/>
+                  <w:szCs w:val="20"/>
+                </w:rPr>
+                <w:t>P12345.3</w:t>
+              </w:r>
+            </w:hyperlink>
           </w:p>
         </w:tc>
       </w:tr>
@@ -4858,6 +4912,18 @@
                 <w:szCs w:val="20"/>
               </w:rPr>
             </w:pPr>
+            <w:hyperlink r:id="rId47">
+              <w:r>
+                <w:rPr>
+                  <w:rStyle w:val="Hyperlink"/>
+                  <w:rFonts w:eastAsia="Consolas" w:cs="Consolas" w:ascii="Consolas" w:hAnsi="Consolas"/>
+                  <w:color w:val="1155CC"/>
+                  <w:sz w:val="20"/>
+                  <w:szCs w:val="20"/>
+                </w:rPr>
+                <w:t>P12345</w:t>
+              </w:r>
+            </w:hyperlink>
             <w:r>
               <w:rPr>
                 <w:rStyle w:val="Hyperlink"/>
@@ -4866,7 +4932,7 @@
                 <w:sz w:val="20"/>
                 <w:szCs w:val="20"/>
               </w:rPr>
-              <w:t>P12345 (see ‘history’ tab in user interface)</w:t>
+              <w:t xml:space="preserve"> (see ‘history’ tab in user interface)</w:t>
             </w:r>
           </w:p>
         </w:tc>
@@ -4925,6 +4991,18 @@
                 <w:szCs w:val="20"/>
               </w:rPr>
             </w:pPr>
+            <w:hyperlink r:id="rId48">
+              <w:r>
+                <w:rPr>
+                  <w:rStyle w:val="Hyperlink"/>
+                  <w:rFonts w:eastAsia="Arial Narrow" w:cs="Arial Narrow" w:ascii="Arial Narrow" w:hAnsi="Arial Narrow"/>
+                  <w:color w:val="1155CC"/>
+                  <w:sz w:val="20"/>
+                  <w:szCs w:val="20"/>
+                </w:rPr>
+                <w:t>http://www.uniprot.org/uniprot/P12345?version=*</w:t>
+              </w:r>
+            </w:hyperlink>
             <w:r>
               <w:rPr>
                 <w:rStyle w:val="Hyperlink"/>
@@ -4933,7 +5011,7 @@
                 <w:sz w:val="20"/>
                 <w:szCs w:val="20"/>
               </w:rPr>
-              <w:t xml:space="preserve">http://www.uniprot.org/uniprot/P12345?version=* </w:t>
+              <w:t xml:space="preserve"> </w:t>
             </w:r>
           </w:p>
         </w:tc>
@@ -5132,6 +5210,22 @@
                 <w:u w:val="none"/>
               </w:rPr>
             </w:pPr>
+            <w:hyperlink r:id="rId49">
+              <w:r>
+                <w:rPr>
+                  <w:rStyle w:val="Hyperlink"/>
+                  <w:bCs/>
+                  <w:color w:val="auto"/>
+                  <w:spacing w:val="-8"/>
+                  <w:kern w:val="0"/>
+                  <w:sz w:val="20"/>
+                  <w:szCs w:val="20"/>
+                  <w:u w:val="none"/>
+                  <w:lang w:val="en-GB" w:bidi="ar-SA"/>
+                </w:rPr>
+                <w:t>http://Jul2015.archive</w:t>
+              </w:r>
+            </w:hyperlink>
             <w:r>
               <w:rPr>
                 <w:rStyle w:val="Hyperlink"/>
@@ -5144,7 +5238,7 @@
                 <w:u w:val="none"/>
                 <w:lang w:val="en-GB" w:bidi="ar-SA"/>
               </w:rPr>
-              <w:t>http://Jul2015.archive.ensembl.org/Mus_musculus/Gene/Summary?g=ENSMUSG00000033577</w:t>
+              <w:t>.ensembl.org/Mus_musculus/Gene/Summary?g=ENSMUSG00000033577</w:t>
             </w:r>
           </w:p>
         </w:tc>
@@ -5205,19 +5299,21 @@
                 <w:szCs w:val="20"/>
               </w:rPr>
             </w:pPr>
-            <w:r>
-              <w:rPr>
-                <w:rStyle w:val="Hyperlink"/>
-                <w:rFonts w:ascii="Consolas" w:hAnsi="Consolas"/>
-                <w:color w:val="auto"/>
-                <w:spacing w:val="-4"/>
-                <w:kern w:val="0"/>
-                <w:sz w:val="20"/>
-                <w:szCs w:val="20"/>
-                <w:lang w:val="en-GB" w:bidi="ar-SA"/>
-              </w:rPr>
-              <w:t>ENSEMBL-2015-07-MUSG:ENSMUSG00000033577</w:t>
-            </w:r>
+            <w:hyperlink r:id="rId50">
+              <w:r>
+                <w:rPr>
+                  <w:rStyle w:val="Hyperlink"/>
+                  <w:rFonts w:ascii="Consolas" w:hAnsi="Consolas"/>
+                  <w:color w:val="auto"/>
+                  <w:spacing w:val="-4"/>
+                  <w:kern w:val="0"/>
+                  <w:sz w:val="20"/>
+                  <w:szCs w:val="20"/>
+                  <w:lang w:val="en-GB" w:bidi="ar-SA"/>
+                </w:rPr>
+                <w:t>ENSEMBL-2015-07-MUSG:ENSMUSG00000033577</w:t>
+              </w:r>
+            </w:hyperlink>
           </w:p>
         </w:tc>
       </w:tr>
@@ -5483,7 +5579,73 @@
                 <w:sz w:val="20"/>
                 <w:szCs w:val="20"/>
               </w:rPr>
-              <w:t xml:space="preserve">Obsoletion: If an entry has been removed or deprecated, the original identifier must still resolve to a ‘tombstone page’. Reasons for obsolescence should be indicated. If the obsoleted ID is replaced by another ID, the replacement must be present and also described as automatic or suggested, preferably using the ontology properties iao:replaced_by and obo:consider, respectively. </w:t>
+              <w:t xml:space="preserve">Obsoletion: If an entry has been removed or deprecated, the original identifier must still resolve to a ‘tombstone page’. Reasons for obsolescence should be indicated. If the obsoleted ID is replaced by another ID, the replacement must be present and also described as automatic or suggested, preferably using the ontology properties </w:t>
+            </w:r>
+            <w:hyperlink r:id="rId51">
+              <w:r>
+                <w:rPr>
+                  <w:rStyle w:val="ListLabel43"/>
+                  <w:b/>
+                  <w:sz w:val="20"/>
+                  <w:szCs w:val="20"/>
+                </w:rPr>
+                <w:t>iao:replaced_by</w:t>
+              </w:r>
+            </w:hyperlink>
+            <w:r>
+              <w:rPr>
+                <w:b/>
+                <w:sz w:val="20"/>
+                <w:szCs w:val="20"/>
+              </w:rPr>
+              <w:t xml:space="preserve"> and </w:t>
+            </w:r>
+            <w:r>
+              <w:fldChar w:fldCharType="begin"/>
+            </w:r>
+            <w:r>
+              <w:rPr>
+                <w:rStyle w:val="ListLabel43"/>
+                <w:sz w:val="20"/>
+                <w:b/>
+                <w:szCs w:val="20"/>
+              </w:rPr>
+              <w:instrText xml:space="preserve"> HYPERLINK "http://www.geneontology.org/formats/oboInOwl" \l "consider"</w:instrText>
+            </w:r>
+            <w:r>
+              <w:rPr>
+                <w:rStyle w:val="ListLabel43"/>
+                <w:sz w:val="20"/>
+                <w:b/>
+                <w:szCs w:val="20"/>
+              </w:rPr>
+              <w:fldChar w:fldCharType="separate"/>
+            </w:r>
+            <w:r>
+              <w:rPr>
+                <w:rStyle w:val="ListLabel43"/>
+                <w:b/>
+                <w:sz w:val="20"/>
+                <w:szCs w:val="20"/>
+              </w:rPr>
+              <w:t>obo:consider</w:t>
+            </w:r>
+            <w:r>
+              <w:rPr>
+                <w:rStyle w:val="ListLabel43"/>
+                <w:sz w:val="20"/>
+                <w:b/>
+                <w:szCs w:val="20"/>
+              </w:rPr>
+              <w:fldChar w:fldCharType="end"/>
+            </w:r>
+            <w:r>
+              <w:rPr>
+                <w:b/>
+                <w:sz w:val="20"/>
+                <w:szCs w:val="20"/>
+              </w:rPr>
+              <w:t xml:space="preserve">, respectively. </w:t>
             </w:r>
           </w:p>
           <w:p>
@@ -5564,12 +5726,22 @@
                 <w:szCs w:val="20"/>
               </w:rPr>
             </w:pPr>
-            <w:r>
-              <w:rPr>
-                <w:sz w:val="20"/>
-                <w:szCs w:val="20"/>
-              </w:rPr>
-              <w:t xml:space="preserve">http://www.uniprot.org/uniprot/A0AV18 </w:t>
+            <w:hyperlink r:id="rId52">
+              <w:r>
+                <w:rPr>
+                  <w:rStyle w:val="ListLabel33"/>
+                  <w:sz w:val="20"/>
+                  <w:szCs w:val="20"/>
+                </w:rPr>
+                <w:t>http://www.uniprot.org/uniprot/A0AV18</w:t>
+              </w:r>
+            </w:hyperlink>
+            <w:r>
+              <w:rPr>
+                <w:sz w:val="20"/>
+                <w:szCs w:val="20"/>
+              </w:rPr>
+              <w:t xml:space="preserve"> </w:t>
             </w:r>
           </w:p>
           <w:p>
@@ -5685,13 +5857,16 @@
                 <w:szCs w:val="20"/>
               </w:rPr>
             </w:pPr>
-            <w:r>
-              <w:rPr>
-                <w:sz w:val="20"/>
-                <w:szCs w:val="20"/>
-              </w:rPr>
-              <w:t>uniprot.org/help/deleted_accessions</w:t>
-            </w:r>
+            <w:hyperlink r:id="rId53">
+              <w:r>
+                <w:rPr>
+                  <w:rStyle w:val="ListLabel33"/>
+                  <w:sz w:val="20"/>
+                  <w:szCs w:val="20"/>
+                </w:rPr>
+                <w:t>uniprot.org/help/deleted_accessions</w:t>
+              </w:r>
+            </w:hyperlink>
           </w:p>
         </w:tc>
       </w:tr>
@@ -5829,12 +6004,22 @@
                 <w:szCs w:val="20"/>
               </w:rPr>
             </w:pPr>
-            <w:r>
-              <w:rPr>
-                <w:sz w:val="20"/>
-                <w:szCs w:val="20"/>
-              </w:rPr>
-              <w:t xml:space="preserve">http://www.uniprot.org/uniprot/P29358 </w:t>
+            <w:hyperlink r:id="rId54">
+              <w:r>
+                <w:rPr>
+                  <w:rStyle w:val="ListLabel33"/>
+                  <w:sz w:val="20"/>
+                  <w:szCs w:val="20"/>
+                </w:rPr>
+                <w:t>http://www.uniprot.org/uniprot/P29358</w:t>
+              </w:r>
+            </w:hyperlink>
+            <w:r>
+              <w:rPr>
+                <w:sz w:val="20"/>
+                <w:szCs w:val="20"/>
+              </w:rPr>
+              <w:t xml:space="preserve"> </w:t>
             </w:r>
           </w:p>
         </w:tc>
@@ -6118,7 +6303,7 @@
         <w:pStyle w:val="LO-normal"/>
         <w:rPr/>
       </w:pPr>
-      <w:hyperlink r:id="rId38">
+      <w:hyperlink r:id="rId55">
         <w:sdt>
           <w:sdtPr>
             <w:tag w:val="mleaf:c330ab45-1c10-5a40-8f39-42e2480992c1"/>
@@ -6151,7 +6336,7 @@
         <w:rPr/>
         <w:t xml:space="preserve">, </w:t>
       </w:r>
-      <w:hyperlink r:id="rId39">
+      <w:hyperlink r:id="rId56">
         <w:r>
           <w:rPr>
             <w:rStyle w:val="ListLabel30"/>
@@ -6224,7 +6409,7 @@
         <w:rPr/>
         <w:t xml:space="preserve">) is as assigned by the data provider. Where machine parsing is intended (e.g. </w:t>
       </w:r>
-      <w:hyperlink r:id="rId40">
+      <w:hyperlink r:id="rId57">
         <w:r>
           <w:rPr>
             <w:rStyle w:val="ListLabel30"/>
@@ -6238,7 +6423,7 @@
         <w:rPr/>
         <w:t xml:space="preserve">), any CURIEs must be given together with a machine-parsable definition of the prefix-to-source mapping e.g. </w:t>
       </w:r>
-      <w:hyperlink r:id="rId41">
+      <w:hyperlink r:id="rId58">
         <w:r>
           <w:rPr>
             <w:rStyle w:val="ListLabel30"/>
@@ -6262,7 +6447,7 @@
         <w:rPr/>
         <w:t xml:space="preserve"> are volatile (see Rule 4) and must not be used for referencing. This is especially relevant for bundled and transitive references to identifiers, such as those found in published bioinformatics pipelines (for example, </w:t>
       </w:r>
-      <w:hyperlink r:id="rId42">
+      <w:hyperlink r:id="rId59">
         <w:r>
           <w:rPr>
             <w:rStyle w:val="ListLabel30"/>
@@ -6276,7 +6461,7 @@
         <w:rPr/>
         <w:t xml:space="preserve"> or </w:t>
       </w:r>
-      <w:hyperlink r:id="rId43">
+      <w:hyperlink r:id="rId60">
         <w:r>
           <w:rPr>
             <w:rStyle w:val="ListLabel30"/>
@@ -6456,7 +6641,7 @@
         <w:pStyle w:val="LO-normal"/>
         <w:rPr/>
       </w:pPr>
-      <w:hyperlink r:id="rId44">
+      <w:hyperlink r:id="rId61">
         <w:sdt>
           <w:sdtPr>
             <w:tag w:val="mleaf:61cb8d72-cb53-500b-95cc-6a5a13c126dd"/>
@@ -6489,7 +6674,7 @@
         <w:rPr/>
         <w:t xml:space="preserve">.  </w:t>
       </w:r>
-      <w:hyperlink r:id="rId45">
+      <w:hyperlink r:id="rId62">
         <w:r>
           <w:rPr>
             <w:rStyle w:val="ListLabel30"/>
@@ -6503,7 +6688,7 @@
         <w:rPr/>
         <w:t xml:space="preserve"> supported H Parkinson, MJ Martin, J McEntyre, H Hermjakob. J Malone.  </w:t>
       </w:r>
-      <w:hyperlink r:id="rId46">
+      <w:hyperlink r:id="rId63">
         <w:r>
           <w:rPr>
             <w:rStyle w:val="ListLabel30"/>
@@ -6517,7 +6702,7 @@
         <w:rPr/>
         <w:t xml:space="preserve"> supported N Blomberg, R Jimenez. The European Commission provided additional support for Simon Jupp under grant number </w:t>
       </w:r>
-      <w:hyperlink r:id="rId47">
+      <w:hyperlink r:id="rId64">
         <w:r>
           <w:rPr>
             <w:rStyle w:val="ListLabel30"/>
@@ -6531,7 +6716,7 @@
         <w:rPr/>
         <w:t xml:space="preserve"> (“DIACHRON”) and for N Juty and H Hermjakob under grant number </w:t>
       </w:r>
-      <w:hyperlink r:id="rId48">
+      <w:hyperlink r:id="rId65">
         <w:r>
           <w:rPr>
             <w:rStyle w:val="ListLabel30"/>
@@ -6545,7 +6730,7 @@
         <w:rPr/>
         <w:t xml:space="preserve"> (“Infrastructure for Systems Biology - Europe (ISBE)”). The Drug Disease Model Resources grant number DDMoRe </w:t>
       </w:r>
-      <w:hyperlink r:id="rId49">
+      <w:hyperlink r:id="rId66">
         <w:r>
           <w:rPr>
             <w:rStyle w:val="ListLabel30"/>
@@ -6559,7 +6744,7 @@
         <w:rPr/>
         <w:t xml:space="preserve"> (“Innovative Medicines Initiative”) supported C. Laibe. Support was also received from the following BBSRC grants: </w:t>
       </w:r>
-      <w:hyperlink r:id="rId50">
+      <w:hyperlink r:id="rId67">
         <w:r>
           <w:rPr>
             <w:rStyle w:val="ListLabel30"/>
@@ -6573,7 +6758,7 @@
         <w:rPr/>
         <w:t xml:space="preserve"> (“ELIXIR-UK, Manchester”) for SA Sansone, A Gonzalez-Beltran and C Goble; </w:t>
       </w:r>
-      <w:hyperlink r:id="rId51">
+      <w:hyperlink r:id="rId68">
         <w:r>
           <w:rPr>
             <w:rStyle w:val="ListLabel30"/>
@@ -6587,7 +6772,7 @@
         <w:rPr/>
         <w:t xml:space="preserve"> (“DMMCore”) for C Goble, J Snoep, and N Stanford; </w:t>
       </w:r>
-      <w:hyperlink r:id="rId52">
+      <w:hyperlink r:id="rId69">
         <w:r>
           <w:rPr>
             <w:rStyle w:val="ListLabel30"/>
@@ -6601,7 +6786,7 @@
         <w:rPr/>
         <w:t xml:space="preserve"> (“Continued development of ChEBI”) and </w:t>
       </w:r>
-      <w:hyperlink r:id="rId53">
+      <w:hyperlink r:id="rId70">
         <w:r>
           <w:rPr>
             <w:rStyle w:val="ListLabel30"/>
@@ -6615,7 +6800,7 @@
         <w:rPr/>
         <w:t xml:space="preserve"> (“EMPATHY”) for N Swainson; </w:t>
       </w:r>
-      <w:hyperlink r:id="rId54">
+      <w:hyperlink r:id="rId71">
         <w:r>
           <w:rPr>
             <w:rStyle w:val="ListLabel30"/>
@@ -6629,7 +6814,7 @@
         <w:rPr/>
         <w:t xml:space="preserve"> (“SYNBIOCHEM”) for N Swainson and D Fellows; </w:t>
       </w:r>
-      <w:hyperlink r:id="rId55">
+      <w:hyperlink r:id="rId72">
         <w:r>
           <w:rPr>
             <w:rStyle w:val="ListLabel30"/>
@@ -6643,7 +6828,7 @@
         <w:rPr/>
         <w:t xml:space="preserve"> (“A systems approach to understanding lipid, Ca2+ and MAPK signalling networks”) for N Le Novère; </w:t>
       </w:r>
-      <w:hyperlink r:id="rId56">
+      <w:hyperlink r:id="rId73">
         <w:r>
           <w:rPr>
             <w:rStyle w:val="ListLabel30"/>
@@ -6657,7 +6842,7 @@
         <w:rPr/>
         <w:t xml:space="preserve"> (“ELIXIR-UK, Oxford”) for SA Sansone, A Gonzalez-Beltran and P Rocca-Serra. NIH support was provided from the following grants: </w:t>
       </w:r>
-      <w:hyperlink r:id="rId57">
+      <w:hyperlink r:id="rId74">
         <w:r>
           <w:rPr>
             <w:rStyle w:val="ListLabel30"/>
@@ -6671,7 +6856,7 @@
         <w:rPr/>
         <w:t xml:space="preserve"> (“UniProt”) for MJ Martin; </w:t>
       </w:r>
-      <w:hyperlink r:id="rId58">
+      <w:hyperlink r:id="rId75">
         <w:r>
           <w:rPr>
             <w:rStyle w:val="ListLabel30"/>
@@ -6685,7 +6870,7 @@
         <w:rPr/>
         <w:t xml:space="preserve"> (“bioCADDIE”) for SA Sansone, A Gonzalez-Beltran and P Rocca-Serra; </w:t>
       </w:r>
-      <w:hyperlink r:id="rId59">
+      <w:hyperlink r:id="rId76">
         <w:r>
           <w:rPr>
             <w:rStyle w:val="ListLabel30"/>
@@ -6699,7 +6884,7 @@
         <w:rPr/>
         <w:t xml:space="preserve"> (“CEDAR”) for SA Sansone, A Gonzalez-Beltran and P Rocca-Serra; </w:t>
       </w:r>
-      <w:hyperlink r:id="rId60">
+      <w:hyperlink r:id="rId77">
         <w:r>
           <w:rPr>
             <w:rStyle w:val="ListLabel30"/>
@@ -6713,7 +6898,7 @@
         <w:rPr/>
         <w:t xml:space="preserve"> (“Semantic LAMHDI”) for CJ Mungall, MA Haendel, JA McMurry and NL Washington; </w:t>
       </w:r>
-      <w:hyperlink r:id="rId61">
+      <w:hyperlink r:id="rId78">
         <w:r>
           <w:rPr>
             <w:rStyle w:val="ListLabel30"/>
@@ -6727,7 +6912,7 @@
         <w:rPr/>
         <w:t xml:space="preserve"> (“Gene Ontology Consortium”) for CJ Mungall. Additional support for CJ Mungall and NL Washington was received from the Director, Office of Science, Office of Basic Energy Sciences, of the U.S. Department of Energy under [Contract No. </w:t>
       </w:r>
-      <w:hyperlink r:id="rId62">
+      <w:hyperlink r:id="rId79">
         <w:r>
           <w:rPr>
             <w:rStyle w:val="ListLabel30"/>
@@ -6756,7 +6941,7 @@
         <w:pStyle w:val="LO-normal"/>
         <w:rPr/>
       </w:pPr>
-      <w:hyperlink r:id="rId63">
+      <w:hyperlink r:id="rId80">
         <w:sdt>
           <w:sdtPr>
             <w:tag w:val="mleaf:976cbf53-1874-53c9-94e9-e3209ad5c712"/>
@@ -6789,7 +6974,7 @@
         <w:rPr/>
         <w:t xml:space="preserve">, </w:t>
       </w:r>
-      <w:hyperlink r:id="rId64">
+      <w:hyperlink r:id="rId81">
         <w:r>
           <w:rPr>
             <w:rStyle w:val="ListLabel30"/>
@@ -6803,7 +6988,7 @@
         <w:rPr/>
         <w:t xml:space="preserve">, </w:t>
       </w:r>
-      <w:hyperlink r:id="rId65">
+      <w:hyperlink r:id="rId82">
         <w:r>
           <w:rPr>
             <w:rStyle w:val="ListLabel30"/>
@@ -6817,7 +7002,7 @@
         <w:rPr/>
         <w:t xml:space="preserve">, </w:t>
       </w:r>
-      <w:hyperlink r:id="rId66">
+      <w:hyperlink r:id="rId83">
         <w:r>
           <w:rPr>
             <w:rStyle w:val="ListLabel30"/>
@@ -6831,7 +7016,7 @@
         <w:rPr/>
         <w:t xml:space="preserve">, </w:t>
       </w:r>
-      <w:hyperlink r:id="rId67">
+      <w:hyperlink r:id="rId84">
         <w:r>
           <w:rPr>
             <w:rStyle w:val="ListLabel30"/>
@@ -6845,7 +7030,7 @@
         <w:rPr/>
         <w:t xml:space="preserve">, </w:t>
       </w:r>
-      <w:hyperlink r:id="rId68">
+      <w:hyperlink r:id="rId85">
         <w:r>
           <w:rPr>
             <w:rStyle w:val="ListLabel30"/>
@@ -6859,7 +7044,7 @@
         <w:rPr/>
         <w:t xml:space="preserve">, </w:t>
       </w:r>
-      <w:hyperlink r:id="rId69">
+      <w:hyperlink r:id="rId86">
         <w:r>
           <w:rPr>
             <w:rStyle w:val="ListLabel30"/>
@@ -6873,7 +7058,7 @@
         <w:rPr/>
         <w:t xml:space="preserve">, </w:t>
       </w:r>
-      <w:hyperlink r:id="rId70">
+      <w:hyperlink r:id="rId87">
         <w:r>
           <w:rPr>
             <w:rStyle w:val="ListLabel30"/>
@@ -6887,7 +7072,7 @@
         <w:rPr/>
         <w:t xml:space="preserve">, </w:t>
       </w:r>
-      <w:hyperlink r:id="rId71">
+      <w:hyperlink r:id="rId88">
         <w:r>
           <w:rPr>
             <w:rStyle w:val="ListLabel30"/>
@@ -6901,7 +7086,7 @@
         <w:rPr/>
         <w:t xml:space="preserve">, and </w:t>
       </w:r>
-      <w:hyperlink r:id="rId72">
+      <w:hyperlink r:id="rId89">
         <w:r>
           <w:rPr>
             <w:rStyle w:val="ListLabel30"/>
@@ -7044,7 +7229,7 @@
         <w:contextualSpacing/>
         <w:rPr/>
       </w:pPr>
-      <w:hyperlink r:id="rId73">
+      <w:hyperlink r:id="rId90">
         <w:sdt>
           <w:sdtPr>
             <w:tag w:val="mleaf:274345cd-aaf1-5065-b46f-ee9a6b9f7cde"/>
@@ -7053,13 +7238,13 @@
           <w:sdtContent>
             <w:r>
               <w:rPr>
-                <w:rStyle w:val="ListLabel38"/>
-                <w:sz w:val="20"/>
-              </w:rPr>
-            </w:r>
-            <w:r>
-              <w:rPr>
-                <w:rStyle w:val="ListLabel38"/>
+                <w:rStyle w:val="ListLabel44"/>
+                <w:sz w:val="20"/>
+              </w:rPr>
+            </w:r>
+            <w:r>
+              <w:rPr>
+                <w:rStyle w:val="ListLabel44"/>
                 <w:sz w:val="20"/>
               </w:rPr>
               <w:t>Data Citation Synthesis Group (2014) Joint Declaration of Data Citation Principles. Martone M. (ed.) San Diego CA: FORCE11. [Internet] Available: [</w:t>
@@ -7068,7 +7253,7 @@
         </w:sdt>
         <w:r>
           <w:rPr>
-            <w:rStyle w:val="ListLabel38"/>
+            <w:rStyle w:val="ListLabel44"/>
             <w:color w:val="1155CC"/>
             <w:sz w:val="20"/>
             <w:u w:val="single"/>
@@ -7095,7 +7280,7 @@
         <w:contextualSpacing/>
         <w:rPr/>
       </w:pPr>
-      <w:hyperlink r:id="rId74">
+      <w:hyperlink r:id="rId91">
         <w:sdt>
           <w:sdtPr>
             <w:tag w:val="mleaf:16a3daee-8acd-56c0-af1b-907e64f3465b"/>
@@ -7104,13 +7289,13 @@
           <w:sdtContent>
             <w:r>
               <w:rPr>
-                <w:rStyle w:val="ListLabel38"/>
-                <w:sz w:val="20"/>
-              </w:rPr>
-            </w:r>
-            <w:r>
-              <w:rPr>
-                <w:rStyle w:val="ListLabel38"/>
+                <w:rStyle w:val="ListLabel44"/>
+                <w:sz w:val="20"/>
+              </w:rPr>
+            </w:r>
+            <w:r>
+              <w:rPr>
+                <w:rStyle w:val="ListLabel44"/>
                 <w:sz w:val="20"/>
               </w:rPr>
               <w:t xml:space="preserve">Altman M, Crosas M (2013) The Evolution of Data Citation: From Principles to Implementation. IASSIST Quarterly 37. Available: </w:t>
@@ -7119,7 +7304,7 @@
         </w:sdt>
         <w:r>
           <w:rPr>
-            <w:rStyle w:val="ListLabel38"/>
+            <w:rStyle w:val="ListLabel44"/>
             <w:color w:val="1155CC"/>
             <w:sz w:val="20"/>
             <w:u w:val="single"/>
@@ -7178,7 +7363,7 @@
         <w:contextualSpacing/>
         <w:rPr/>
       </w:pPr>
-      <w:hyperlink r:id="rId75">
+      <w:hyperlink r:id="rId92">
         <w:sdt>
           <w:sdtPr>
             <w:tag w:val="mleaf:68ff8bfd-449e-5b90-8f64-6e8e034b3cda"/>
@@ -7187,13 +7372,13 @@
           <w:sdtContent>
             <w:r>
               <w:rPr>
-                <w:rStyle w:val="ListLabel38"/>
-                <w:sz w:val="20"/>
-              </w:rPr>
-            </w:r>
-            <w:r>
-              <w:rPr>
-                <w:rStyle w:val="ListLabel38"/>
+                <w:rStyle w:val="ListLabel44"/>
+                <w:sz w:val="20"/>
+              </w:rPr>
+            </w:r>
+            <w:r>
+              <w:rPr>
+                <w:rStyle w:val="ListLabel44"/>
                 <w:sz w:val="20"/>
               </w:rPr>
               <w:t>The FAIR data Guiding Principles [Internet]. Available:</w:t>
@@ -7202,7 +7387,7 @@
         </w:sdt>
         <w:r>
           <w:rPr>
-            <w:rStyle w:val="ListLabel38"/>
+            <w:rStyle w:val="ListLabel44"/>
             <w:color w:val="000080"/>
             <w:sz w:val="20"/>
             <w:u w:val="single"/>
@@ -7211,7 +7396,7 @@
         </w:r>
         <w:r>
           <w:rPr>
-            <w:rStyle w:val="ListLabel38"/>
+            <w:rStyle w:val="ListLabel44"/>
             <w:color w:val="1155CC"/>
             <w:sz w:val="20"/>
             <w:u w:val="single"/>
@@ -7238,7 +7423,7 @@
         <w:contextualSpacing/>
         <w:rPr/>
       </w:pPr>
-      <w:hyperlink r:id="rId76">
+      <w:hyperlink r:id="rId93">
         <w:sdt>
           <w:sdtPr>
             <w:tag w:val="mleaf:565adf43-8fb7-59a1-81a5-009723fe443f"/>
@@ -7247,13 +7432,13 @@
           <w:sdtContent>
             <w:r>
               <w:rPr>
-                <w:rStyle w:val="ListLabel38"/>
-                <w:sz w:val="20"/>
-              </w:rPr>
-            </w:r>
-            <w:r>
-              <w:rPr>
-                <w:rStyle w:val="ListLabel38"/>
+                <w:rStyle w:val="ListLabel44"/>
+                <w:sz w:val="20"/>
+              </w:rPr>
+            </w:r>
+            <w:r>
+              <w:rPr>
+                <w:rStyle w:val="ListLabel44"/>
                 <w:sz w:val="20"/>
               </w:rPr>
               <w:t>Starr J, Castro E, Crosas M, Dumontier M, Downs RR, Duerr R, et al. (2015) Achieving human and machine accessibility of cited data in scholarly publications. PeerJ PrePrints 3:e697v4.</w:t>
@@ -7262,7 +7447,7 @@
         </w:sdt>
         <w:r>
           <w:rPr>
-            <w:rStyle w:val="ListLabel38"/>
+            <w:rStyle w:val="ListLabel44"/>
             <w:color w:val="000080"/>
             <w:sz w:val="20"/>
             <w:u w:val="single"/>
@@ -7271,7 +7456,7 @@
         </w:r>
         <w:r>
           <w:rPr>
-            <w:rStyle w:val="ListLabel38"/>
+            <w:rStyle w:val="ListLabel44"/>
             <w:color w:val="1155CC"/>
             <w:sz w:val="20"/>
             <w:u w:val="single"/>
@@ -7292,7 +7477,7 @@
         <w:contextualSpacing/>
         <w:rPr/>
       </w:pPr>
-      <w:hyperlink r:id="rId77">
+      <w:hyperlink r:id="rId94">
         <w:sdt>
           <w:sdtPr>
             <w:tag w:val="mleaf:401933f9-8012-527a-a8b8-ebec7215eec9"/>
@@ -7301,13 +7486,13 @@
           <w:sdtContent>
             <w:r>
               <w:rPr>
-                <w:rStyle w:val="ListLabel38"/>
-                <w:sz w:val="20"/>
-              </w:rPr>
-            </w:r>
-            <w:r>
-              <w:rPr>
-                <w:rStyle w:val="ListLabel38"/>
+                <w:rStyle w:val="ListLabel44"/>
+                <w:sz w:val="20"/>
+              </w:rPr>
+            </w:r>
+            <w:r>
+              <w:rPr>
+                <w:rStyle w:val="ListLabel44"/>
                 <w:sz w:val="20"/>
               </w:rPr>
               <w:t>Bradner S (1997) Key words for use in RFCs to Indicate Requirement Levels. [Internet]. Available:</w:t>
@@ -7316,7 +7501,7 @@
         </w:sdt>
         <w:r>
           <w:rPr>
-            <w:rStyle w:val="ListLabel38"/>
+            <w:rStyle w:val="ListLabel44"/>
             <w:color w:val="000080"/>
             <w:sz w:val="20"/>
             <w:u w:val="single"/>
@@ -7325,7 +7510,7 @@
         </w:r>
         <w:r>
           <w:rPr>
-            <w:rStyle w:val="ListLabel38"/>
+            <w:rStyle w:val="ListLabel44"/>
             <w:color w:val="1155CC"/>
             <w:sz w:val="20"/>
             <w:u w:val="single"/>
@@ -7352,7 +7537,7 @@
         <w:contextualSpacing/>
         <w:rPr/>
       </w:pPr>
-      <w:hyperlink r:id="rId78">
+      <w:hyperlink r:id="rId95">
         <w:sdt>
           <w:sdtPr>
             <w:tag w:val="mleaf:8a90ce47-ca25-5607-bd09-5f75d8506ad7"/>
@@ -7361,13 +7546,13 @@
           <w:sdtContent>
             <w:r>
               <w:rPr>
-                <w:rStyle w:val="ListLabel38"/>
-                <w:sz w:val="20"/>
-              </w:rPr>
-            </w:r>
-            <w:r>
-              <w:rPr>
-                <w:rStyle w:val="ListLabel38"/>
+                <w:rStyle w:val="ListLabel44"/>
+                <w:sz w:val="20"/>
+              </w:rPr>
+            </w:r>
+            <w:r>
+              <w:rPr>
+                <w:rStyle w:val="ListLabel44"/>
                 <w:sz w:val="20"/>
               </w:rPr>
               <w:t>Local Resource Identifier Scheme. [Internet] Available:</w:t>
@@ -7376,7 +7561,7 @@
         </w:sdt>
         <w:r>
           <w:rPr>
-            <w:rStyle w:val="ListLabel38"/>
+            <w:rStyle w:val="ListLabel44"/>
             <w:color w:val="000080"/>
             <w:sz w:val="20"/>
             <w:u w:val="single"/>
@@ -7385,7 +7570,7 @@
         </w:r>
         <w:r>
           <w:rPr>
-            <w:rStyle w:val="ListLabel38"/>
+            <w:rStyle w:val="ListLabel44"/>
             <w:color w:val="1155CC"/>
             <w:sz w:val="20"/>
             <w:u w:val="single"/>
@@ -7444,7 +7629,7 @@
         <w:contextualSpacing/>
         <w:rPr/>
       </w:pPr>
-      <w:hyperlink r:id="rId79">
+      <w:hyperlink r:id="rId96">
         <w:sdt>
           <w:sdtPr>
             <w:tag w:val="mleaf:2de72588-a952-5d3d-ba86-79d7cdf048ce"/>
@@ -7453,13 +7638,13 @@
           <w:sdtContent>
             <w:r>
               <w:rPr>
-                <w:rStyle w:val="ListLabel38"/>
-                <w:sz w:val="20"/>
-              </w:rPr>
-            </w:r>
-            <w:r>
-              <w:rPr>
-                <w:rStyle w:val="ListLabel38"/>
+                <w:rStyle w:val="ListLabel44"/>
+                <w:sz w:val="20"/>
+              </w:rPr>
+            </w:r>
+            <w:r>
+              <w:rPr>
+                <w:rStyle w:val="ListLabel44"/>
                 <w:sz w:val="20"/>
               </w:rPr>
               <w:t xml:space="preserve">Juty N, Le Novère N, Hermjakob H, and Laibe C. (2012) Delivering Cool URIs that Don’t Change. Proceedings of the Semantic Web Applications and Tools for the Life Sciences (SWAT4LS) 2012. </w:t>
@@ -7468,7 +7653,7 @@
         </w:sdt>
         <w:r>
           <w:rPr>
-            <w:rStyle w:val="ListLabel38"/>
+            <w:rStyle w:val="ListLabel44"/>
             <w:color w:val="1155CC"/>
             <w:sz w:val="20"/>
             <w:u w:val="single"/>
@@ -7489,7 +7674,7 @@
         <w:contextualSpacing/>
         <w:rPr/>
       </w:pPr>
-      <w:hyperlink r:id="rId80">
+      <w:hyperlink r:id="rId97">
         <w:sdt>
           <w:sdtPr>
             <w:tag w:val="mleaf:5b931191-7ed4-5c66-b131-ec798bd6bac3"/>
@@ -7498,13 +7683,13 @@
           <w:sdtContent>
             <w:r>
               <w:rPr>
-                <w:rStyle w:val="ListLabel38"/>
-                <w:sz w:val="20"/>
-              </w:rPr>
-            </w:r>
-            <w:r>
-              <w:rPr>
-                <w:rStyle w:val="ListLabel38"/>
+                <w:rStyle w:val="ListLabel44"/>
+                <w:sz w:val="20"/>
+              </w:rPr>
+            </w:r>
+            <w:r>
+              <w:rPr>
+                <w:rStyle w:val="ListLabel44"/>
                 <w:sz w:val="20"/>
               </w:rPr>
               <w:t xml:space="preserve">Sporny M (2011) The Case for Curies. [Internet] Available: </w:t>
@@ -7513,7 +7698,7 @@
         </w:sdt>
         <w:r>
           <w:rPr>
-            <w:rStyle w:val="ListLabel38"/>
+            <w:rStyle w:val="ListLabel44"/>
             <w:color w:val="1155CC"/>
             <w:sz w:val="20"/>
             <w:u w:val="single"/>
@@ -7540,7 +7725,7 @@
         <w:contextualSpacing/>
         <w:rPr/>
       </w:pPr>
-      <w:hyperlink r:id="rId81">
+      <w:hyperlink r:id="rId98">
         <w:sdt>
           <w:sdtPr>
             <w:tag w:val="mleaf:f490a278-8207-5506-9e5f-965795eca8ab"/>
@@ -7549,13 +7734,13 @@
           <w:sdtContent>
             <w:r>
               <w:rPr>
-                <w:rStyle w:val="ListLabel38"/>
-                <w:sz w:val="20"/>
-              </w:rPr>
-            </w:r>
-            <w:r>
-              <w:rPr>
-                <w:rStyle w:val="ListLabel38"/>
+                <w:rStyle w:val="ListLabel44"/>
+                <w:sz w:val="20"/>
+              </w:rPr>
+            </w:r>
+            <w:r>
+              <w:rPr>
+                <w:rStyle w:val="ListLabel44"/>
                 <w:sz w:val="20"/>
               </w:rPr>
               <w:t xml:space="preserve">W3C Working Group (2010) CURIE Syntax 1.0. [Internet] Available: </w:t>
@@ -7564,7 +7749,7 @@
         </w:sdt>
         <w:r>
           <w:rPr>
-            <w:rStyle w:val="ListLabel38"/>
+            <w:rStyle w:val="ListLabel44"/>
             <w:color w:val="1155CC"/>
             <w:sz w:val="20"/>
             <w:u w:val="single"/>
@@ -7591,7 +7776,7 @@
         <w:contextualSpacing/>
         <w:rPr/>
       </w:pPr>
-      <w:hyperlink r:id="rId82">
+      <w:hyperlink r:id="rId99">
         <w:sdt>
           <w:sdtPr>
             <w:tag w:val="mleaf:e1f797b5-cc09-53a5-8fa6-02b7775f9f35"/>
@@ -7600,13 +7785,13 @@
           <w:sdtContent>
             <w:r>
               <w:rPr>
-                <w:rStyle w:val="ListLabel38"/>
-                <w:sz w:val="20"/>
-              </w:rPr>
-            </w:r>
-            <w:r>
-              <w:rPr>
-                <w:rStyle w:val="ListLabel38"/>
+                <w:rStyle w:val="ListLabel44"/>
+                <w:sz w:val="20"/>
+              </w:rPr>
+            </w:r>
+            <w:r>
+              <w:rPr>
+                <w:rStyle w:val="ListLabel44"/>
                 <w:sz w:val="20"/>
               </w:rPr>
               <w:t>Kunze J, Rodgers R. ARK Specification [Internet] Available:</w:t>
@@ -7615,7 +7800,7 @@
         </w:sdt>
         <w:r>
           <w:rPr>
-            <w:rStyle w:val="ListLabel38"/>
+            <w:rStyle w:val="ListLabel44"/>
             <w:color w:val="000080"/>
             <w:sz w:val="20"/>
             <w:u w:val="single"/>
@@ -7624,7 +7809,7 @@
         </w:r>
         <w:r>
           <w:rPr>
-            <w:rStyle w:val="ListLabel38"/>
+            <w:rStyle w:val="ListLabel44"/>
             <w:color w:val="1155CC"/>
             <w:sz w:val="20"/>
             <w:u w:val="single"/>
@@ -7683,7 +7868,7 @@
         <w:contextualSpacing/>
         <w:rPr/>
       </w:pPr>
-      <w:hyperlink r:id="rId83">
+      <w:hyperlink r:id="rId100">
         <w:sdt>
           <w:sdtPr>
             <w:tag w:val="mleaf:db1aa940-2596-5933-bdd6-37aadfb915c4"/>
@@ -7692,13 +7877,13 @@
           <w:sdtContent>
             <w:r>
               <w:rPr>
-                <w:rStyle w:val="ListLabel38"/>
-                <w:sz w:val="20"/>
-              </w:rPr>
-            </w:r>
-            <w:r>
-              <w:rPr>
-                <w:rStyle w:val="ListLabel38"/>
+                <w:rStyle w:val="ListLabel44"/>
+                <w:sz w:val="20"/>
+              </w:rPr>
+            </w:r>
+            <w:r>
+              <w:rPr>
+                <w:rStyle w:val="ListLabel44"/>
                 <w:sz w:val="20"/>
               </w:rPr>
               <w:t>Kratz J, Strasser C. Data publication consensus and controversies [v3; ref status: indexed,</w:t>
@@ -7707,7 +7892,7 @@
         </w:sdt>
         <w:r>
           <w:rPr>
-            <w:rStyle w:val="ListLabel38"/>
+            <w:rStyle w:val="ListLabel44"/>
             <w:color w:val="000080"/>
             <w:sz w:val="20"/>
             <w:u w:val="single"/>
@@ -7716,7 +7901,7 @@
         </w:r>
         <w:r>
           <w:rPr>
-            <w:rStyle w:val="ListLabel38"/>
+            <w:rStyle w:val="ListLabel44"/>
             <w:color w:val="1155CC"/>
             <w:sz w:val="20"/>
             <w:u w:val="single"/>
@@ -7748,14 +7933,14 @@
       </w:r>
       <w:r>
         <w:rPr>
-          <w:rStyle w:val="ListLabel38"/>
+          <w:rStyle w:val="ListLabel44"/>
           <w:sz w:val="20"/>
         </w:rPr>
         <w:instrText xml:space="preserve"> HYPERLINK "https://htmlpreview.github.io/?https://github.com/indiedotkim/HCLSDatasetDescriptions/blob/master/Overview.html" \l "s6_3"</w:instrText>
       </w:r>
       <w:r>
         <w:rPr>
-          <w:rStyle w:val="ListLabel38"/>
+          <w:rStyle w:val="ListLabel44"/>
           <w:sz w:val="20"/>
         </w:rPr>
         <w:fldChar w:fldCharType="separate"/>
@@ -7768,20 +7953,20 @@
         <w:sdtContent>
           <w:r>
             <w:rPr>
-              <w:rStyle w:val="ListLabel38"/>
+              <w:rStyle w:val="ListLabel44"/>
               <w:sz w:val="20"/>
             </w:rPr>
           </w:r>
           <w:r>
             <w:rPr>
-              <w:rStyle w:val="ListLabel38"/>
+              <w:rStyle w:val="ListLabel44"/>
               <w:sz w:val="20"/>
             </w:rPr>
             <w:fldChar w:fldCharType="end"/>
           </w:r>
           <w:r>
             <w:rPr>
-              <w:rStyle w:val="ListLabel38"/>
+              <w:rStyle w:val="ListLabel44"/>
               <w:sz w:val="20"/>
             </w:rPr>
             <w:t>Gray AJG, Baran J, Marshall MS, Dumontier M. (2014) Identifiers in Dataset Descriptions: HCLS Community Profile. In: HCLS Community Profile [Internet]. W3C 2014 - . Available:</w:t>
@@ -7790,7 +7975,7 @@
       </w:sdt>
       <w:r>
         <w:rPr>
-          <w:rStyle w:val="ListLabel38"/>
+          <w:rStyle w:val="ListLabel44"/>
           <w:color w:val="000080"/>
           <w:sz w:val="20"/>
           <w:u w:val="single"/>
@@ -7799,7 +7984,7 @@
       </w:r>
       <w:r>
         <w:rPr>
-          <w:rStyle w:val="ListLabel38"/>
+          <w:rStyle w:val="ListLabel44"/>
           <w:color w:val="1155CC"/>
           <w:sz w:val="20"/>
           <w:u w:val="single"/>
@@ -7830,14 +8015,14 @@
       </w:r>
       <w:r>
         <w:rPr>
-          <w:rStyle w:val="ListLabel38"/>
+          <w:rStyle w:val="ListLabel44"/>
           <w:sz w:val="20"/>
         </w:rPr>
         <w:instrText xml:space="preserve"> HYPERLINK "http://www.w3.org/TR/hcls-dataset/" \l "appendix_1"</w:instrText>
       </w:r>
       <w:r>
         <w:rPr>
-          <w:rStyle w:val="ListLabel38"/>
+          <w:rStyle w:val="ListLabel44"/>
           <w:sz w:val="20"/>
         </w:rPr>
         <w:fldChar w:fldCharType="separate"/>
@@ -7850,20 +8035,20 @@
         <w:sdtContent>
           <w:r>
             <w:rPr>
-              <w:rStyle w:val="ListLabel38"/>
+              <w:rStyle w:val="ListLabel44"/>
               <w:sz w:val="20"/>
             </w:rPr>
           </w:r>
           <w:r>
             <w:rPr>
-              <w:rStyle w:val="ListLabel38"/>
+              <w:rStyle w:val="ListLabel44"/>
               <w:sz w:val="20"/>
             </w:rPr>
             <w:fldChar w:fldCharType="end"/>
           </w:r>
           <w:r>
             <w:rPr>
-              <w:rStyle w:val="ListLabel38"/>
+              <w:rStyle w:val="ListLabel44"/>
               <w:sz w:val="20"/>
             </w:rPr>
             <w:t xml:space="preserve">Complete Example of a Dataset Description http://www.w3.org/TR/hcls-dataset/#appendix_1. [Internet] Available:  </w:t>
@@ -7872,7 +8057,7 @@
       </w:sdt>
       <w:r>
         <w:rPr>
-          <w:rStyle w:val="ListLabel38"/>
+          <w:rStyle w:val="ListLabel44"/>
           <w:color w:val="1155CC"/>
           <w:sz w:val="20"/>
           <w:u w:val="single"/>
@@ -7903,14 +8088,14 @@
       </w:r>
       <w:r>
         <w:rPr>
-          <w:rStyle w:val="ListLabel38"/>
+          <w:rStyle w:val="ListLabel44"/>
           <w:sz w:val="20"/>
         </w:rPr>
         <w:instrText xml:space="preserve"> HYPERLINK "https://github.com/monarch-initiative/dipper/blob/master/README.md" \l "identifiers"</w:instrText>
       </w:r>
       <w:r>
         <w:rPr>
-          <w:rStyle w:val="ListLabel38"/>
+          <w:rStyle w:val="ListLabel44"/>
           <w:sz w:val="20"/>
         </w:rPr>
         <w:fldChar w:fldCharType="separate"/>
@@ -7923,20 +8108,20 @@
         <w:sdtContent>
           <w:r>
             <w:rPr>
-              <w:rStyle w:val="ListLabel38"/>
+              <w:rStyle w:val="ListLabel44"/>
               <w:sz w:val="20"/>
             </w:rPr>
           </w:r>
           <w:r>
             <w:rPr>
-              <w:rStyle w:val="ListLabel38"/>
+              <w:rStyle w:val="ListLabel44"/>
               <w:sz w:val="20"/>
             </w:rPr>
             <w:fldChar w:fldCharType="end"/>
           </w:r>
           <w:r>
             <w:rPr>
-              <w:rStyle w:val="ListLabel38"/>
+              <w:rStyle w:val="ListLabel44"/>
               <w:sz w:val="20"/>
             </w:rPr>
             <w:t xml:space="preserve">DIPPER: The Monarch Data Ingest Pipeline. [Internet] Available:  </w:t>
@@ -7945,7 +8130,7 @@
       </w:sdt>
       <w:r>
         <w:rPr>
-          <w:rStyle w:val="ListLabel38"/>
+          <w:rStyle w:val="ListLabel44"/>
           <w:color w:val="1155CC"/>
           <w:sz w:val="20"/>
           <w:u w:val="single"/>
@@ -7971,7 +8156,7 @@
         <w:contextualSpacing/>
         <w:rPr/>
       </w:pPr>
-      <w:hyperlink r:id="rId84">
+      <w:hyperlink r:id="rId101">
         <w:sdt>
           <w:sdtPr>
             <w:tag w:val="mleaf:3f85807a-c379-5d9d-860d-76ba0832ac33"/>
@@ -7980,13 +8165,13 @@
           <w:sdtContent>
             <w:r>
               <w:rPr>
-                <w:rStyle w:val="ListLabel38"/>
-                <w:sz w:val="20"/>
-              </w:rPr>
-            </w:r>
-            <w:r>
-              <w:rPr>
-                <w:rStyle w:val="ListLabel38"/>
+                <w:rStyle w:val="ListLabel44"/>
+                <w:sz w:val="20"/>
+              </w:rPr>
+            </w:r>
+            <w:r>
+              <w:rPr>
+                <w:rStyle w:val="ListLabel44"/>
                 <w:sz w:val="20"/>
               </w:rPr>
               <w:t>Mietchen D, McEntyre J, Beck J, et al. (2015) Force11 Data Citation Implementation Group Adapting JATS to support data citation. In: Journal Article Tag Suite Conference (JATS-Con) Proceedings 2015 [Internet] Available:</w:t>
@@ -7995,7 +8180,7 @@
         </w:sdt>
         <w:r>
           <w:rPr>
-            <w:rStyle w:val="ListLabel38"/>
+            <w:rStyle w:val="ListLabel44"/>
             <w:color w:val="000080"/>
             <w:sz w:val="20"/>
             <w:u w:val="single"/>
@@ -8004,7 +8189,7 @@
         </w:r>
         <w:r>
           <w:rPr>
-            <w:rStyle w:val="ListLabel38"/>
+            <w:rStyle w:val="ListLabel44"/>
             <w:color w:val="1155CC"/>
             <w:sz w:val="20"/>
             <w:u w:val="single"/>
@@ -8061,9 +8246,9 @@
       </w:r>
     </w:p>
     <w:sectPr>
-      <w:headerReference w:type="even" r:id="rId85"/>
-      <w:headerReference w:type="default" r:id="rId86"/>
-      <w:headerReference w:type="first" r:id="rId87"/>
+      <w:headerReference w:type="even" r:id="rId102"/>
+      <w:headerReference w:type="default" r:id="rId103"/>
+      <w:headerReference w:type="first" r:id="rId104"/>
       <w:type w:val="nextPage"/>
       <w:pgSz w:w="12240" w:h="15840"/>
       <w:pgMar w:left="1133" w:right="1133" w:gutter="0" w:header="720" w:top="777" w:footer="0" w:bottom="566"/>
